--- a/Documento de Arquitetura.docx
+++ b/Documento de Arquitetura.docx
@@ -896,6 +896,15 @@
               </w:rPr>
               <w:t>FreeLance</w:t>
             </w:r>
+            <w:r>
+              <w:rPr>
+                <w:rFonts w:cs="Arial"/>
+                <w:sz w:val="18"/>
+                <w:szCs w:val="18"/>
+                <w:lang w:eastAsia="en-US"/>
+              </w:rPr>
+              <w:t>r</w:t>
+            </w:r>
             <w:proofErr w:type="spellEnd"/>
           </w:p>
         </w:tc>
@@ -1003,6 +1012,15 @@
                 <w:lang w:eastAsia="en-US"/>
               </w:rPr>
             </w:pPr>
+            <w:r>
+              <w:rPr>
+                <w:rFonts w:eastAsia="Arial Unicode MS" w:cs="Arial"/>
+                <w:sz w:val="18"/>
+                <w:szCs w:val="18"/>
+                <w:lang w:eastAsia="en-US"/>
+              </w:rPr>
+              <w:t>05/05/2026</w:t>
+            </w:r>
           </w:p>
         </w:tc>
         <w:tc>
@@ -1030,6 +1048,33 @@
                 <w:lang w:eastAsia="en-US"/>
               </w:rPr>
             </w:pPr>
+            <w:r>
+              <w:rPr>
+                <w:rFonts w:eastAsia="Arial Unicode MS" w:cs="Arial"/>
+                <w:sz w:val="18"/>
+                <w:szCs w:val="18"/>
+                <w:lang w:eastAsia="en-US"/>
+              </w:rPr>
+              <w:t>FLN-</w:t>
+            </w:r>
+            <w:r>
+              <w:rPr>
+                <w:rFonts w:cs="Arial"/>
+                <w:sz w:val="18"/>
+                <w:szCs w:val="18"/>
+                <w:lang w:eastAsia="en-US"/>
+              </w:rPr>
+              <w:t>00000</w:t>
+            </w:r>
+            <w:r>
+              <w:rPr>
+                <w:rFonts w:eastAsia="Arial Unicode MS" w:cs="Arial"/>
+                <w:sz w:val="18"/>
+                <w:szCs w:val="18"/>
+                <w:lang w:eastAsia="en-US"/>
+              </w:rPr>
+              <w:t>2</w:t>
+            </w:r>
           </w:p>
         </w:tc>
         <w:tc>
@@ -1056,6 +1101,26 @@
                 <w:lang w:eastAsia="en-US"/>
               </w:rPr>
             </w:pPr>
+            <w:r>
+              <w:rPr>
+                <w:rFonts w:eastAsia="Arial Unicode MS" w:cs="Arial"/>
+                <w:sz w:val="18"/>
+                <w:szCs w:val="18"/>
+                <w:lang w:eastAsia="en-US"/>
+              </w:rPr>
+              <w:t xml:space="preserve">Equipe </w:t>
+            </w:r>
+            <w:proofErr w:type="spellStart"/>
+            <w:r>
+              <w:rPr>
+                <w:rFonts w:eastAsia="Arial Unicode MS" w:cs="Arial"/>
+                <w:sz w:val="18"/>
+                <w:szCs w:val="18"/>
+                <w:lang w:eastAsia="en-US"/>
+              </w:rPr>
+              <w:t>FreeLancer</w:t>
+            </w:r>
+            <w:proofErr w:type="spellEnd"/>
           </w:p>
         </w:tc>
         <w:tc>
@@ -1083,6 +1148,15 @@
                 <w:lang w:eastAsia="en-US"/>
               </w:rPr>
             </w:pPr>
+            <w:r>
+              <w:rPr>
+                <w:rFonts w:eastAsia="Arial Unicode MS" w:cs="Arial"/>
+                <w:sz w:val="18"/>
+                <w:szCs w:val="18"/>
+                <w:lang w:eastAsia="en-US"/>
+              </w:rPr>
+              <w:t xml:space="preserve">Foi adicionado os campos de prototipação, com adesão das telas, fluxos de usuários e descrição de funcionalidades </w:t>
+            </w:r>
           </w:p>
         </w:tc>
         <w:tc>
@@ -1110,6 +1184,15 @@
                 <w:lang w:eastAsia="en-US"/>
               </w:rPr>
             </w:pPr>
+            <w:r>
+              <w:rPr>
+                <w:rFonts w:eastAsia="Arial Unicode MS" w:cs="Arial"/>
+                <w:sz w:val="18"/>
+                <w:szCs w:val="18"/>
+                <w:lang w:eastAsia="en-US"/>
+              </w:rPr>
+              <w:t>1.1</w:t>
+            </w:r>
           </w:p>
         </w:tc>
       </w:tr>
@@ -3837,60 +3920,60 @@
           <w:sz w:val="20"/>
           <w:szCs w:val="20"/>
         </w:rPr>
+        <w:t xml:space="preserve">2FA – </w:t>
+      </w:r>
+      <w:proofErr w:type="spellStart"/>
+      <w:r>
+        <w:rPr>
+          <w:rFonts w:ascii="Arial" w:hAnsi="Arial" w:cs="Arial"/>
+          <w:sz w:val="20"/>
+          <w:szCs w:val="20"/>
+        </w:rPr>
+        <w:t>Two</w:t>
+      </w:r>
+      <w:proofErr w:type="spellEnd"/>
+      <w:r>
+        <w:rPr>
+          <w:rFonts w:ascii="Arial" w:hAnsi="Arial" w:cs="Arial"/>
+          <w:sz w:val="20"/>
+          <w:szCs w:val="20"/>
+        </w:rPr>
+        <w:t xml:space="preserve">-Factor </w:t>
+      </w:r>
+      <w:proofErr w:type="spellStart"/>
+      <w:r>
+        <w:rPr>
+          <w:rFonts w:ascii="Arial" w:hAnsi="Arial" w:cs="Arial"/>
+          <w:sz w:val="20"/>
+          <w:szCs w:val="20"/>
+        </w:rPr>
+        <w:t>Authentication</w:t>
+      </w:r>
+      <w:proofErr w:type="spellEnd"/>
+      <w:r>
+        <w:rPr>
+          <w:rFonts w:ascii="Arial" w:hAnsi="Arial" w:cs="Arial"/>
+          <w:sz w:val="20"/>
+          <w:szCs w:val="20"/>
+        </w:rPr>
+        <w:t>, autenticação de dois fatores utilizada como camada adicional de segurança no login.</w:t>
+      </w:r>
+    </w:p>
+    <w:p>
+      <w:pPr>
+        <w:rPr>
+          <w:rFonts w:ascii="Arial" w:hAnsi="Arial" w:cs="Arial"/>
+          <w:sz w:val="20"/>
+          <w:szCs w:val="20"/>
+        </w:rPr>
+      </w:pPr>
+      <w:r>
+        <w:rPr>
+          <w:rFonts w:ascii="Arial" w:hAnsi="Arial" w:cs="Arial"/>
+          <w:sz w:val="20"/>
+          <w:szCs w:val="20"/>
+        </w:rPr>
         <w:lastRenderedPageBreak/>
-        <w:t xml:space="preserve">2FA – </w:t>
-      </w:r>
-      <w:proofErr w:type="spellStart"/>
-      <w:r>
-        <w:rPr>
-          <w:rFonts w:ascii="Arial" w:hAnsi="Arial" w:cs="Arial"/>
-          <w:sz w:val="20"/>
-          <w:szCs w:val="20"/>
-        </w:rPr>
-        <w:t>Two</w:t>
-      </w:r>
-      <w:proofErr w:type="spellEnd"/>
-      <w:r>
-        <w:rPr>
-          <w:rFonts w:ascii="Arial" w:hAnsi="Arial" w:cs="Arial"/>
-          <w:sz w:val="20"/>
-          <w:szCs w:val="20"/>
-        </w:rPr>
-        <w:t xml:space="preserve">-Factor </w:t>
-      </w:r>
-      <w:proofErr w:type="spellStart"/>
-      <w:r>
-        <w:rPr>
-          <w:rFonts w:ascii="Arial" w:hAnsi="Arial" w:cs="Arial"/>
-          <w:sz w:val="20"/>
-          <w:szCs w:val="20"/>
-        </w:rPr>
-        <w:t>Authentication</w:t>
-      </w:r>
-      <w:proofErr w:type="spellEnd"/>
-      <w:r>
-        <w:rPr>
-          <w:rFonts w:ascii="Arial" w:hAnsi="Arial" w:cs="Arial"/>
-          <w:sz w:val="20"/>
-          <w:szCs w:val="20"/>
-        </w:rPr>
-        <w:t>, autenticação de dois fatores utilizada como camada adicional de segurança no login.</w:t>
-      </w:r>
-    </w:p>
-    <w:p>
-      <w:pPr>
-        <w:rPr>
-          <w:rFonts w:ascii="Arial" w:hAnsi="Arial" w:cs="Arial"/>
-          <w:sz w:val="20"/>
-          <w:szCs w:val="20"/>
-        </w:rPr>
-      </w:pPr>
-      <w:r>
-        <w:rPr>
-          <w:rFonts w:ascii="Arial" w:hAnsi="Arial" w:cs="Arial"/>
-          <w:sz w:val="20"/>
-          <w:szCs w:val="20"/>
-        </w:rPr>
         <w:t>MDS – Metodologia de Desenvolvimento de Software, conjunto de práticas e artefatos adotados pela equipe.</w:t>
       </w:r>
     </w:p>
@@ -6211,7 +6294,6 @@
           <w:sz w:val="24"/>
           <w:szCs w:val="24"/>
         </w:rPr>
-        <w:lastRenderedPageBreak/>
         <w:t>VISÃO LÓGICA</w:t>
       </w:r>
       <w:bookmarkEnd w:id="29"/>
@@ -6257,7 +6339,16 @@
           <w:b w:val="0"/>
           <w:szCs w:val="20"/>
         </w:rPr>
-        <w:t>mais importantes, por exemplo, aspectos dinâmicos da arquitetura. Diagramas de classes e sequência devem ser incluídos para ilustrar os relacionamentos entre as classes significativas na arquitetura, subsistemas, pacotes e camadas.</w:t>
+        <w:t xml:space="preserve">mais importantes, por exemplo, aspectos </w:t>
+      </w:r>
+      <w:r>
+        <w:rPr>
+          <w:rFonts w:cs="Arial"/>
+          <w:b w:val="0"/>
+          <w:szCs w:val="20"/>
+        </w:rPr>
+        <w:lastRenderedPageBreak/>
+        <w:t>dinâmicos da arquitetura. Diagramas de classes e sequência devem ser incluídos para ilustrar os relacionamentos entre as classes significativas na arquitetura, subsistemas, pacotes e camadas.</w:t>
       </w:r>
     </w:p>
     <w:p>
@@ -8265,10 +8356,18 @@
           <w:sz w:val="24"/>
           <w:szCs w:val="24"/>
         </w:rPr>
-        <w:t>QUALIDADE</w:t>
+        <w:t>QUALIDAD</w:t>
       </w:r>
       <w:bookmarkEnd w:id="47"/>
       <w:bookmarkEnd w:id="48"/>
+      <w:r>
+        <w:rPr>
+          <w:rFonts w:ascii="Arial" w:hAnsi="Arial" w:cs="Arial"/>
+          <w:sz w:val="24"/>
+          <w:szCs w:val="24"/>
+        </w:rPr>
+        <w:t>E</w:t>
+      </w:r>
     </w:p>
     <w:p>
       <w:pPr>
@@ -8996,14 +9095,778 @@
     </w:p>
     <w:p>
       <w:pPr>
-        <w:spacing w:after="200" w:line="276" w:lineRule="auto"/>
-        <w:rPr>
-          <w:rFonts w:ascii="Arial" w:hAnsi="Arial" w:cs="Arial"/>
-          <w:sz w:val="20"/>
-          <w:szCs w:val="20"/>
-        </w:rPr>
-      </w:pPr>
-    </w:p>
+        <w:pStyle w:val="Ttulo1"/>
+        <w:shd w:val="clear" w:color="auto" w:fill="auto"/>
+        <w:rPr>
+          <w:rFonts w:ascii="Arial" w:hAnsi="Arial" w:cs="Arial"/>
+          <w:sz w:val="24"/>
+          <w:szCs w:val="24"/>
+        </w:rPr>
+      </w:pPr>
+      <w:r>
+        <w:rPr>
+          <w:rFonts w:ascii="Arial" w:hAnsi="Arial" w:cs="Arial"/>
+          <w:sz w:val="24"/>
+          <w:szCs w:val="24"/>
+        </w:rPr>
+        <w:t>PROTÓTIPO</w:t>
+      </w:r>
+    </w:p>
+    <w:p>
+      <w:pPr>
+        <w:pStyle w:val="Ttulo2"/>
+        <w:rPr>
+          <w:rFonts w:ascii="Arial" w:hAnsi="Arial" w:cs="Arial"/>
+          <w:sz w:val="20"/>
+          <w:szCs w:val="20"/>
+        </w:rPr>
+      </w:pPr>
+      <w:r>
+        <w:t xml:space="preserve">  </w:t>
+      </w:r>
+      <w:r>
+        <w:rPr>
+          <w:rFonts w:ascii="Arial" w:hAnsi="Arial" w:cs="Arial"/>
+          <w:sz w:val="20"/>
+          <w:szCs w:val="20"/>
+        </w:rPr>
+        <w:t>Principais telas do sistema</w:t>
+      </w:r>
+    </w:p>
+    <w:tbl>
+      <w:tblPr>
+        <w:tblStyle w:val="TabeladeGrade1Clara1"/>
+        <w:tblW w:w="0" w:type="auto"/>
+        <w:tblLook w:val="04A0" w:firstRow="1" w:lastRow="0" w:firstColumn="1" w:lastColumn="0" w:noHBand="0" w:noVBand="1"/>
+      </w:tblPr>
+      <w:tblGrid>
+        <w:gridCol w:w="4530"/>
+        <w:gridCol w:w="4531"/>
+      </w:tblGrid>
+      <w:tr>
+        <w:trPr>
+          <w:cnfStyle w:val="100000000000" w:firstRow="1" w:lastRow="0" w:firstColumn="0" w:lastColumn="0" w:oddVBand="0" w:evenVBand="0" w:oddHBand="0" w:evenHBand="0" w:firstRowFirstColumn="0" w:firstRowLastColumn="0" w:lastRowFirstColumn="0" w:lastRowLastColumn="0"/>
+        </w:trPr>
+        <w:tc>
+          <w:tcPr>
+            <w:cnfStyle w:val="001000000000" w:firstRow="0" w:lastRow="0" w:firstColumn="1" w:lastColumn="0" w:oddVBand="0" w:evenVBand="0" w:oddHBand="0" w:evenHBand="0" w:firstRowFirstColumn="0" w:firstRowLastColumn="0" w:lastRowFirstColumn="0" w:lastRowLastColumn="0"/>
+            <w:tcW w:w="4530" w:type="dxa"/>
+          </w:tcPr>
+          <w:p>
+            <w:pPr>
+              <w:jc w:val="center"/>
+              <w:rPr>
+                <w:rFonts w:ascii="Arial" w:hAnsi="Arial" w:cs="Arial"/>
+                <w:color w:val="000000" w:themeColor="text1"/>
+                <w:sz w:val="20"/>
+                <w:szCs w:val="20"/>
+              </w:rPr>
+            </w:pPr>
+            <w:r>
+              <w:rPr>
+                <w:rFonts w:ascii="Arial" w:hAnsi="Arial" w:cs="Arial"/>
+                <w:color w:val="000000" w:themeColor="text1"/>
+                <w:sz w:val="20"/>
+                <w:szCs w:val="20"/>
+              </w:rPr>
+              <w:t>Telas</w:t>
+            </w:r>
+          </w:p>
+        </w:tc>
+        <w:tc>
+          <w:tcPr>
+            <w:tcW w:w="4531" w:type="dxa"/>
+          </w:tcPr>
+          <w:p>
+            <w:pPr>
+              <w:jc w:val="center"/>
+              <w:cnfStyle w:val="100000000000" w:firstRow="1" w:lastRow="0" w:firstColumn="0" w:lastColumn="0" w:oddVBand="0" w:evenVBand="0" w:oddHBand="0" w:evenHBand="0" w:firstRowFirstColumn="0" w:firstRowLastColumn="0" w:lastRowFirstColumn="0" w:lastRowLastColumn="0"/>
+              <w:rPr>
+                <w:rFonts w:ascii="Arial" w:hAnsi="Arial" w:cs="Arial"/>
+                <w:sz w:val="20"/>
+                <w:szCs w:val="20"/>
+              </w:rPr>
+            </w:pPr>
+            <w:r>
+              <w:rPr>
+                <w:rFonts w:ascii="Arial" w:hAnsi="Arial" w:cs="Arial"/>
+                <w:sz w:val="20"/>
+                <w:szCs w:val="20"/>
+              </w:rPr>
+              <w:t>Função</w:t>
+            </w:r>
+          </w:p>
+        </w:tc>
+      </w:tr>
+      <w:tr>
+        <w:tc>
+          <w:tcPr>
+            <w:cnfStyle w:val="001000000000" w:firstRow="0" w:lastRow="0" w:firstColumn="1" w:lastColumn="0" w:oddVBand="0" w:evenVBand="0" w:oddHBand="0" w:evenHBand="0" w:firstRowFirstColumn="0" w:firstRowLastColumn="0" w:lastRowFirstColumn="0" w:lastRowLastColumn="0"/>
+            <w:tcW w:w="4530" w:type="dxa"/>
+          </w:tcPr>
+          <w:p>
+            <w:pPr>
+              <w:jc w:val="center"/>
+              <w:rPr>
+                <w:rFonts w:ascii="Arial" w:hAnsi="Arial" w:cs="Arial"/>
+                <w:b w:val="0"/>
+                <w:bCs w:val="0"/>
+                <w:sz w:val="20"/>
+                <w:szCs w:val="20"/>
+              </w:rPr>
+            </w:pPr>
+            <w:r>
+              <w:rPr>
+                <w:rFonts w:ascii="Arial" w:hAnsi="Arial" w:cs="Arial"/>
+                <w:b w:val="0"/>
+                <w:bCs w:val="0"/>
+                <w:sz w:val="20"/>
+                <w:szCs w:val="20"/>
+              </w:rPr>
+              <w:t>Busca de Serviços</w:t>
+            </w:r>
+          </w:p>
+        </w:tc>
+        <w:tc>
+          <w:tcPr>
+            <w:tcW w:w="4531" w:type="dxa"/>
+          </w:tcPr>
+          <w:p>
+            <w:pPr>
+              <w:cnfStyle w:val="000000000000" w:firstRow="0" w:lastRow="0" w:firstColumn="0" w:lastColumn="0" w:oddVBand="0" w:evenVBand="0" w:oddHBand="0" w:evenHBand="0" w:firstRowFirstColumn="0" w:firstRowLastColumn="0" w:lastRowFirstColumn="0" w:lastRowLastColumn="0"/>
+              <w:rPr>
+                <w:rFonts w:ascii="Arial" w:hAnsi="Arial" w:cs="Arial"/>
+                <w:sz w:val="20"/>
+                <w:szCs w:val="20"/>
+              </w:rPr>
+            </w:pPr>
+            <w:r>
+              <w:rPr>
+                <w:rFonts w:ascii="Arial" w:hAnsi="Arial" w:cs="Arial"/>
+                <w:sz w:val="20"/>
+                <w:szCs w:val="20"/>
+              </w:rPr>
+              <w:t>Permitir que empresas ou clientes explorem "pacotes de serviços" específicos previamente cadastrados pelos freelancers na plataforma.</w:t>
+            </w:r>
+          </w:p>
+        </w:tc>
+      </w:tr>
+      <w:tr>
+        <w:tc>
+          <w:tcPr>
+            <w:cnfStyle w:val="001000000000" w:firstRow="0" w:lastRow="0" w:firstColumn="1" w:lastColumn="0" w:oddVBand="0" w:evenVBand="0" w:oddHBand="0" w:evenHBand="0" w:firstRowFirstColumn="0" w:firstRowLastColumn="0" w:lastRowFirstColumn="0" w:lastRowLastColumn="0"/>
+            <w:tcW w:w="4530" w:type="dxa"/>
+          </w:tcPr>
+          <w:p>
+            <w:pPr>
+              <w:jc w:val="center"/>
+              <w:rPr>
+                <w:rFonts w:ascii="Arial" w:hAnsi="Arial" w:cs="Arial"/>
+                <w:b w:val="0"/>
+                <w:bCs w:val="0"/>
+                <w:sz w:val="20"/>
+                <w:szCs w:val="20"/>
+              </w:rPr>
+            </w:pPr>
+            <w:r>
+              <w:rPr>
+                <w:rFonts w:ascii="Arial" w:hAnsi="Arial" w:cs="Arial"/>
+                <w:b w:val="0"/>
+                <w:bCs w:val="0"/>
+                <w:sz w:val="20"/>
+                <w:szCs w:val="20"/>
+              </w:rPr>
+              <w:t>Perfil do Freelancer</w:t>
+            </w:r>
+          </w:p>
+        </w:tc>
+        <w:tc>
+          <w:tcPr>
+            <w:tcW w:w="4531" w:type="dxa"/>
+          </w:tcPr>
+          <w:p>
+            <w:pPr>
+              <w:cnfStyle w:val="000000000000" w:firstRow="0" w:lastRow="0" w:firstColumn="0" w:lastColumn="0" w:oddVBand="0" w:evenVBand="0" w:oddHBand="0" w:evenHBand="0" w:firstRowFirstColumn="0" w:firstRowLastColumn="0" w:lastRowFirstColumn="0" w:lastRowLastColumn="0"/>
+              <w:rPr>
+                <w:rFonts w:ascii="Arial" w:hAnsi="Arial" w:cs="Arial"/>
+                <w:sz w:val="20"/>
+                <w:szCs w:val="20"/>
+              </w:rPr>
+            </w:pPr>
+            <w:r>
+              <w:rPr>
+                <w:rFonts w:ascii="Arial" w:hAnsi="Arial" w:cs="Arial"/>
+                <w:sz w:val="20"/>
+                <w:szCs w:val="20"/>
+              </w:rPr>
+              <w:t>Atuar como o currículo detalhado e portfólio digital do profissional. É a página de conversão onde a empresa toma a decisão de enviar um convite de contratação.</w:t>
+            </w:r>
+          </w:p>
+        </w:tc>
+      </w:tr>
+      <w:tr>
+        <w:tc>
+          <w:tcPr>
+            <w:cnfStyle w:val="001000000000" w:firstRow="0" w:lastRow="0" w:firstColumn="1" w:lastColumn="0" w:oddVBand="0" w:evenVBand="0" w:oddHBand="0" w:evenHBand="0" w:firstRowFirstColumn="0" w:firstRowLastColumn="0" w:lastRowFirstColumn="0" w:lastRowLastColumn="0"/>
+            <w:tcW w:w="4530" w:type="dxa"/>
+          </w:tcPr>
+          <w:p>
+            <w:pPr>
+              <w:jc w:val="center"/>
+              <w:rPr>
+                <w:rFonts w:ascii="Arial" w:hAnsi="Arial" w:cs="Arial"/>
+                <w:b w:val="0"/>
+                <w:bCs w:val="0"/>
+                <w:sz w:val="20"/>
+                <w:szCs w:val="20"/>
+              </w:rPr>
+            </w:pPr>
+            <w:r>
+              <w:rPr>
+                <w:rFonts w:ascii="Arial" w:hAnsi="Arial" w:cs="Arial"/>
+                <w:b w:val="0"/>
+                <w:bCs w:val="0"/>
+                <w:sz w:val="20"/>
+                <w:szCs w:val="20"/>
+              </w:rPr>
+              <w:t>Perfil da Empresa</w:t>
+            </w:r>
+          </w:p>
+        </w:tc>
+        <w:tc>
+          <w:tcPr>
+            <w:tcW w:w="4531" w:type="dxa"/>
+          </w:tcPr>
+          <w:p>
+            <w:pPr>
+              <w:cnfStyle w:val="000000000000" w:firstRow="0" w:lastRow="0" w:firstColumn="0" w:lastColumn="0" w:oddVBand="0" w:evenVBand="0" w:oddHBand="0" w:evenHBand="0" w:firstRowFirstColumn="0" w:firstRowLastColumn="0" w:lastRowFirstColumn="0" w:lastRowLastColumn="0"/>
+              <w:rPr>
+                <w:rFonts w:ascii="Arial" w:hAnsi="Arial" w:cs="Arial"/>
+                <w:sz w:val="20"/>
+                <w:szCs w:val="20"/>
+              </w:rPr>
+            </w:pPr>
+            <w:r>
+              <w:rPr>
+                <w:rFonts w:ascii="Arial" w:hAnsi="Arial" w:cs="Arial"/>
+                <w:sz w:val="20"/>
+                <w:szCs w:val="20"/>
+              </w:rPr>
+              <w:t>Servir como uma página institucional pública para a empresa contratante. Seu objetivo é transmitir segurança e transparência para o freelancer que avalia uma proposta.</w:t>
+            </w:r>
+          </w:p>
+        </w:tc>
+      </w:tr>
+      <w:tr>
+        <w:tc>
+          <w:tcPr>
+            <w:cnfStyle w:val="001000000000" w:firstRow="0" w:lastRow="0" w:firstColumn="1" w:lastColumn="0" w:oddVBand="0" w:evenVBand="0" w:oddHBand="0" w:evenHBand="0" w:firstRowFirstColumn="0" w:firstRowLastColumn="0" w:lastRowFirstColumn="0" w:lastRowLastColumn="0"/>
+            <w:tcW w:w="4530" w:type="dxa"/>
+          </w:tcPr>
+          <w:p>
+            <w:pPr>
+              <w:jc w:val="center"/>
+              <w:rPr>
+                <w:rFonts w:ascii="Arial" w:hAnsi="Arial" w:cs="Arial"/>
+                <w:b w:val="0"/>
+                <w:bCs w:val="0"/>
+                <w:sz w:val="20"/>
+                <w:szCs w:val="20"/>
+              </w:rPr>
+            </w:pPr>
+            <w:r>
+              <w:rPr>
+                <w:rFonts w:ascii="Arial" w:hAnsi="Arial" w:cs="Arial"/>
+                <w:b w:val="0"/>
+                <w:bCs w:val="0"/>
+                <w:sz w:val="20"/>
+                <w:szCs w:val="20"/>
+              </w:rPr>
+              <w:t>Dashboard da Empresa</w:t>
+            </w:r>
+          </w:p>
+        </w:tc>
+        <w:tc>
+          <w:tcPr>
+            <w:tcW w:w="4531" w:type="dxa"/>
+          </w:tcPr>
+          <w:p>
+            <w:pPr>
+              <w:cnfStyle w:val="000000000000" w:firstRow="0" w:lastRow="0" w:firstColumn="0" w:lastColumn="0" w:oddVBand="0" w:evenVBand="0" w:oddHBand="0" w:evenHBand="0" w:firstRowFirstColumn="0" w:firstRowLastColumn="0" w:lastRowFirstColumn="0" w:lastRowLastColumn="0"/>
+              <w:rPr>
+                <w:rFonts w:ascii="Arial" w:hAnsi="Arial" w:cs="Arial"/>
+                <w:sz w:val="20"/>
+                <w:szCs w:val="20"/>
+              </w:rPr>
+            </w:pPr>
+            <w:r>
+              <w:rPr>
+                <w:rFonts w:ascii="Arial" w:hAnsi="Arial" w:cs="Arial"/>
+                <w:sz w:val="20"/>
+                <w:szCs w:val="20"/>
+              </w:rPr>
+              <w:t>Ser o centro de controle e painel gerencial do contratante logado no sistema.</w:t>
+            </w:r>
+          </w:p>
+        </w:tc>
+      </w:tr>
+      <w:tr>
+        <w:tc>
+          <w:tcPr>
+            <w:cnfStyle w:val="001000000000" w:firstRow="0" w:lastRow="0" w:firstColumn="1" w:lastColumn="0" w:oddVBand="0" w:evenVBand="0" w:oddHBand="0" w:evenHBand="0" w:firstRowFirstColumn="0" w:firstRowLastColumn="0" w:lastRowFirstColumn="0" w:lastRowLastColumn="0"/>
+            <w:tcW w:w="4530" w:type="dxa"/>
+          </w:tcPr>
+          <w:p>
+            <w:pPr>
+              <w:jc w:val="center"/>
+              <w:rPr>
+                <w:rFonts w:ascii="Arial" w:hAnsi="Arial" w:cs="Arial"/>
+                <w:b w:val="0"/>
+                <w:bCs w:val="0"/>
+                <w:sz w:val="20"/>
+                <w:szCs w:val="20"/>
+              </w:rPr>
+            </w:pPr>
+            <w:r>
+              <w:rPr>
+                <w:rFonts w:ascii="Arial" w:hAnsi="Arial" w:cs="Arial"/>
+                <w:b w:val="0"/>
+                <w:bCs w:val="0"/>
+                <w:sz w:val="20"/>
+                <w:szCs w:val="20"/>
+              </w:rPr>
+              <w:t>Meus Projetos</w:t>
+            </w:r>
+          </w:p>
+        </w:tc>
+        <w:tc>
+          <w:tcPr>
+            <w:tcW w:w="4531" w:type="dxa"/>
+          </w:tcPr>
+          <w:p>
+            <w:pPr>
+              <w:cnfStyle w:val="000000000000" w:firstRow="0" w:lastRow="0" w:firstColumn="0" w:lastColumn="0" w:oddVBand="0" w:evenVBand="0" w:oddHBand="0" w:evenHBand="0" w:firstRowFirstColumn="0" w:firstRowLastColumn="0" w:lastRowFirstColumn="0" w:lastRowLastColumn="0"/>
+              <w:rPr>
+                <w:rFonts w:ascii="Arial" w:hAnsi="Arial" w:cs="Arial"/>
+                <w:sz w:val="20"/>
+                <w:szCs w:val="20"/>
+              </w:rPr>
+            </w:pPr>
+            <w:r>
+              <w:rPr>
+                <w:rFonts w:ascii="Arial" w:hAnsi="Arial" w:cs="Arial"/>
+                <w:sz w:val="20"/>
+                <w:szCs w:val="20"/>
+              </w:rPr>
+              <w:t>Gerenciar o funil de contratação da empresa, organizando as demandas abertas, em andamento e já concluídas.</w:t>
+            </w:r>
+          </w:p>
+        </w:tc>
+      </w:tr>
+      <w:tr>
+        <w:tc>
+          <w:tcPr>
+            <w:cnfStyle w:val="001000000000" w:firstRow="0" w:lastRow="0" w:firstColumn="1" w:lastColumn="0" w:oddVBand="0" w:evenVBand="0" w:oddHBand="0" w:evenHBand="0" w:firstRowFirstColumn="0" w:firstRowLastColumn="0" w:lastRowFirstColumn="0" w:lastRowLastColumn="0"/>
+            <w:tcW w:w="4530" w:type="dxa"/>
+          </w:tcPr>
+          <w:p>
+            <w:pPr>
+              <w:jc w:val="center"/>
+              <w:rPr>
+                <w:rFonts w:ascii="Arial" w:hAnsi="Arial" w:cs="Arial"/>
+                <w:b w:val="0"/>
+                <w:bCs w:val="0"/>
+                <w:sz w:val="20"/>
+                <w:szCs w:val="20"/>
+              </w:rPr>
+            </w:pPr>
+            <w:r>
+              <w:rPr>
+                <w:rFonts w:ascii="Arial" w:hAnsi="Arial" w:cs="Arial"/>
+                <w:b w:val="0"/>
+                <w:bCs w:val="0"/>
+                <w:sz w:val="20"/>
+                <w:szCs w:val="20"/>
+              </w:rPr>
+              <w:t>Publicar Novo Projeto</w:t>
+            </w:r>
+          </w:p>
+        </w:tc>
+        <w:tc>
+          <w:tcPr>
+            <w:tcW w:w="4531" w:type="dxa"/>
+          </w:tcPr>
+          <w:p>
+            <w:pPr>
+              <w:cnfStyle w:val="000000000000" w:firstRow="0" w:lastRow="0" w:firstColumn="0" w:lastColumn="0" w:oddVBand="0" w:evenVBand="0" w:oddHBand="0" w:evenHBand="0" w:firstRowFirstColumn="0" w:firstRowLastColumn="0" w:lastRowFirstColumn="0" w:lastRowLastColumn="0"/>
+              <w:rPr>
+                <w:rFonts w:ascii="Arial" w:hAnsi="Arial" w:cs="Arial"/>
+                <w:sz w:val="20"/>
+                <w:szCs w:val="20"/>
+              </w:rPr>
+            </w:pPr>
+            <w:r>
+              <w:rPr>
+                <w:rFonts w:ascii="Arial" w:hAnsi="Arial" w:cs="Arial"/>
+                <w:sz w:val="20"/>
+                <w:szCs w:val="20"/>
+              </w:rPr>
+              <w:t>Interface estruturada de formulário para que a empresa crie e detalhe uma nova oportunidade de trabalho, tornando-a visível para os freelancers da plataforma.</w:t>
+            </w:r>
+          </w:p>
+        </w:tc>
+      </w:tr>
+      <w:tr>
+        <w:tc>
+          <w:tcPr>
+            <w:cnfStyle w:val="001000000000" w:firstRow="0" w:lastRow="0" w:firstColumn="1" w:lastColumn="0" w:oddVBand="0" w:evenVBand="0" w:oddHBand="0" w:evenHBand="0" w:firstRowFirstColumn="0" w:firstRowLastColumn="0" w:lastRowFirstColumn="0" w:lastRowLastColumn="0"/>
+            <w:tcW w:w="4530" w:type="dxa"/>
+          </w:tcPr>
+          <w:p>
+            <w:pPr>
+              <w:jc w:val="center"/>
+              <w:rPr>
+                <w:rFonts w:ascii="Arial" w:hAnsi="Arial" w:cs="Arial"/>
+                <w:b w:val="0"/>
+                <w:bCs w:val="0"/>
+                <w:sz w:val="20"/>
+                <w:szCs w:val="20"/>
+              </w:rPr>
+            </w:pPr>
+            <w:r>
+              <w:rPr>
+                <w:rFonts w:ascii="Arial" w:hAnsi="Arial" w:cs="Arial"/>
+                <w:b w:val="0"/>
+                <w:bCs w:val="0"/>
+                <w:sz w:val="20"/>
+                <w:szCs w:val="20"/>
+              </w:rPr>
+              <w:lastRenderedPageBreak/>
+              <w:t>Busca de Profissional</w:t>
+            </w:r>
+          </w:p>
+        </w:tc>
+        <w:tc>
+          <w:tcPr>
+            <w:tcW w:w="4531" w:type="dxa"/>
+          </w:tcPr>
+          <w:p>
+            <w:pPr>
+              <w:cnfStyle w:val="000000000000" w:firstRow="0" w:lastRow="0" w:firstColumn="0" w:lastColumn="0" w:oddVBand="0" w:evenVBand="0" w:oddHBand="0" w:evenHBand="0" w:firstRowFirstColumn="0" w:firstRowLastColumn="0" w:lastRowFirstColumn="0" w:lastRowLastColumn="0"/>
+              <w:rPr>
+                <w:rFonts w:ascii="Arial" w:hAnsi="Arial" w:cs="Arial"/>
+                <w:sz w:val="20"/>
+                <w:szCs w:val="20"/>
+              </w:rPr>
+            </w:pPr>
+            <w:r>
+              <w:rPr>
+                <w:rFonts w:ascii="Arial" w:hAnsi="Arial" w:cs="Arial"/>
+                <w:sz w:val="20"/>
+                <w:szCs w:val="20"/>
+              </w:rPr>
+              <w:t>Mecanismo de "</w:t>
+            </w:r>
+            <w:proofErr w:type="spellStart"/>
+            <w:r>
+              <w:rPr>
+                <w:rFonts w:ascii="Arial" w:hAnsi="Arial" w:cs="Arial"/>
+                <w:sz w:val="20"/>
+                <w:szCs w:val="20"/>
+              </w:rPr>
+              <w:t>Hunting</w:t>
+            </w:r>
+            <w:proofErr w:type="spellEnd"/>
+            <w:r>
+              <w:rPr>
+                <w:rFonts w:ascii="Arial" w:hAnsi="Arial" w:cs="Arial"/>
+                <w:sz w:val="20"/>
+                <w:szCs w:val="20"/>
+              </w:rPr>
+              <w:t>" (pesquisa ativa). Diferente da "Busca de Serviços" (onde se procura um produto fechado), aqui a empresa busca o perfil ideal de talento por meio de habilidades e características.</w:t>
+            </w:r>
+          </w:p>
+        </w:tc>
+      </w:tr>
+      <w:tr>
+        <w:tc>
+          <w:tcPr>
+            <w:cnfStyle w:val="001000000000" w:firstRow="0" w:lastRow="0" w:firstColumn="1" w:lastColumn="0" w:oddVBand="0" w:evenVBand="0" w:oddHBand="0" w:evenHBand="0" w:firstRowFirstColumn="0" w:firstRowLastColumn="0" w:lastRowFirstColumn="0" w:lastRowLastColumn="0"/>
+            <w:tcW w:w="4530" w:type="dxa"/>
+          </w:tcPr>
+          <w:p>
+            <w:pPr>
+              <w:jc w:val="center"/>
+              <w:rPr>
+                <w:rFonts w:ascii="Arial" w:hAnsi="Arial" w:cs="Arial"/>
+                <w:b w:val="0"/>
+                <w:bCs w:val="0"/>
+                <w:sz w:val="20"/>
+                <w:szCs w:val="20"/>
+              </w:rPr>
+            </w:pPr>
+            <w:r>
+              <w:rPr>
+                <w:rFonts w:ascii="Arial" w:hAnsi="Arial" w:cs="Arial"/>
+                <w:b w:val="0"/>
+                <w:bCs w:val="0"/>
+                <w:sz w:val="20"/>
+                <w:szCs w:val="20"/>
+              </w:rPr>
+              <w:t>Tela de Login</w:t>
+            </w:r>
+          </w:p>
+        </w:tc>
+        <w:tc>
+          <w:tcPr>
+            <w:tcW w:w="4531" w:type="dxa"/>
+          </w:tcPr>
+          <w:p>
+            <w:pPr>
+              <w:cnfStyle w:val="000000000000" w:firstRow="0" w:lastRow="0" w:firstColumn="0" w:lastColumn="0" w:oddVBand="0" w:evenVBand="0" w:oddHBand="0" w:evenHBand="0" w:firstRowFirstColumn="0" w:firstRowLastColumn="0" w:lastRowFirstColumn="0" w:lastRowLastColumn="0"/>
+              <w:rPr>
+                <w:rFonts w:ascii="Arial" w:hAnsi="Arial" w:cs="Arial"/>
+                <w:sz w:val="20"/>
+                <w:szCs w:val="20"/>
+              </w:rPr>
+            </w:pPr>
+            <w:r>
+              <w:rPr>
+                <w:rFonts w:ascii="Arial" w:hAnsi="Arial" w:cs="Arial"/>
+                <w:sz w:val="20"/>
+                <w:szCs w:val="20"/>
+              </w:rPr>
+              <w:t>Autenticar o usuário de forma segura e redirecioná-lo automaticamente para o painel correto (Dashboard da Empresa ou do Freelancer) com base no seu tipo de conta.</w:t>
+            </w:r>
+          </w:p>
+        </w:tc>
+      </w:tr>
+      <w:tr>
+        <w:tc>
+          <w:tcPr>
+            <w:cnfStyle w:val="001000000000" w:firstRow="0" w:lastRow="0" w:firstColumn="1" w:lastColumn="0" w:oddVBand="0" w:evenVBand="0" w:oddHBand="0" w:evenHBand="0" w:firstRowFirstColumn="0" w:firstRowLastColumn="0" w:lastRowFirstColumn="0" w:lastRowLastColumn="0"/>
+            <w:tcW w:w="4530" w:type="dxa"/>
+          </w:tcPr>
+          <w:p>
+            <w:pPr>
+              <w:jc w:val="center"/>
+              <w:rPr>
+                <w:rFonts w:ascii="Arial" w:hAnsi="Arial" w:cs="Arial"/>
+                <w:b w:val="0"/>
+                <w:bCs w:val="0"/>
+                <w:sz w:val="20"/>
+                <w:szCs w:val="20"/>
+              </w:rPr>
+            </w:pPr>
+            <w:r>
+              <w:rPr>
+                <w:rFonts w:ascii="Arial" w:hAnsi="Arial" w:cs="Arial"/>
+                <w:b w:val="0"/>
+                <w:bCs w:val="0"/>
+                <w:sz w:val="20"/>
+                <w:szCs w:val="20"/>
+              </w:rPr>
+              <w:t>Tela de Cadastro - Perfil Freelancer</w:t>
+            </w:r>
+          </w:p>
+        </w:tc>
+        <w:tc>
+          <w:tcPr>
+            <w:tcW w:w="4531" w:type="dxa"/>
+          </w:tcPr>
+          <w:p>
+            <w:pPr>
+              <w:cnfStyle w:val="000000000000" w:firstRow="0" w:lastRow="0" w:firstColumn="0" w:lastColumn="0" w:oddVBand="0" w:evenVBand="0" w:oddHBand="0" w:evenHBand="0" w:firstRowFirstColumn="0" w:firstRowLastColumn="0" w:lastRowFirstColumn="0" w:lastRowLastColumn="0"/>
+              <w:rPr>
+                <w:rFonts w:ascii="Arial" w:hAnsi="Arial" w:cs="Arial"/>
+                <w:sz w:val="20"/>
+                <w:szCs w:val="20"/>
+              </w:rPr>
+            </w:pPr>
+            <w:r>
+              <w:rPr>
+                <w:rFonts w:ascii="Arial" w:hAnsi="Arial" w:cs="Arial"/>
+                <w:sz w:val="20"/>
+                <w:szCs w:val="20"/>
+              </w:rPr>
+              <w:t>Coletar as informações vitais para criar a conta do profissional e prepará-lo para a exibição no catálogo da plataforma.</w:t>
+            </w:r>
+          </w:p>
+        </w:tc>
+      </w:tr>
+      <w:tr>
+        <w:tc>
+          <w:tcPr>
+            <w:cnfStyle w:val="001000000000" w:firstRow="0" w:lastRow="0" w:firstColumn="1" w:lastColumn="0" w:oddVBand="0" w:evenVBand="0" w:oddHBand="0" w:evenHBand="0" w:firstRowFirstColumn="0" w:firstRowLastColumn="0" w:lastRowFirstColumn="0" w:lastRowLastColumn="0"/>
+            <w:tcW w:w="4530" w:type="dxa"/>
+          </w:tcPr>
+          <w:p>
+            <w:pPr>
+              <w:jc w:val="center"/>
+              <w:rPr>
+                <w:rFonts w:ascii="Arial" w:hAnsi="Arial" w:cs="Arial"/>
+                <w:b w:val="0"/>
+                <w:bCs w:val="0"/>
+                <w:sz w:val="20"/>
+                <w:szCs w:val="20"/>
+              </w:rPr>
+            </w:pPr>
+            <w:r>
+              <w:rPr>
+                <w:rFonts w:ascii="Arial" w:hAnsi="Arial" w:cs="Arial"/>
+                <w:b w:val="0"/>
+                <w:bCs w:val="0"/>
+                <w:sz w:val="20"/>
+                <w:szCs w:val="20"/>
+              </w:rPr>
+              <w:t>Tela de Cadastro - Perfil Empresa/Cliente</w:t>
+            </w:r>
+          </w:p>
+        </w:tc>
+        <w:tc>
+          <w:tcPr>
+            <w:tcW w:w="4531" w:type="dxa"/>
+          </w:tcPr>
+          <w:p>
+            <w:pPr>
+              <w:cnfStyle w:val="000000000000" w:firstRow="0" w:lastRow="0" w:firstColumn="0" w:lastColumn="0" w:oddVBand="0" w:evenVBand="0" w:oddHBand="0" w:evenHBand="0" w:firstRowFirstColumn="0" w:firstRowLastColumn="0" w:lastRowFirstColumn="0" w:lastRowLastColumn="0"/>
+              <w:rPr>
+                <w:rFonts w:ascii="Arial" w:hAnsi="Arial" w:cs="Arial"/>
+                <w:sz w:val="20"/>
+                <w:szCs w:val="20"/>
+              </w:rPr>
+            </w:pPr>
+            <w:r>
+              <w:rPr>
+                <w:rFonts w:ascii="Arial" w:hAnsi="Arial" w:cs="Arial"/>
+                <w:sz w:val="20"/>
+                <w:szCs w:val="20"/>
+              </w:rPr>
+              <w:t>Registrar a empresa contratante de forma rápida para que ela possa publicar um projeto ou iniciar uma busca o mais rápido possível.</w:t>
+            </w:r>
+          </w:p>
+        </w:tc>
+      </w:tr>
+    </w:tbl>
+    <w:p/>
+    <w:p>
+      <w:pPr>
+        <w:pStyle w:val="Ttulo2"/>
+        <w:rPr>
+          <w:rFonts w:ascii="Arial" w:hAnsi="Arial" w:cs="Arial"/>
+          <w:sz w:val="20"/>
+          <w:szCs w:val="20"/>
+        </w:rPr>
+      </w:pPr>
+      <w:r>
+        <w:rPr>
+          <w:rFonts w:ascii="Arial" w:hAnsi="Arial" w:cs="Arial"/>
+          <w:sz w:val="20"/>
+          <w:szCs w:val="20"/>
+        </w:rPr>
+        <w:t>Fluxo de usuário</w:t>
+      </w:r>
+    </w:p>
+    <w:p>
+      <w:pPr>
+        <w:pStyle w:val="NormalWeb"/>
+        <w:numPr>
+          <w:ilvl w:val="0"/>
+          <w:numId w:val="20"/>
+        </w:numPr>
+        <w:spacing w:before="0" w:beforeAutospacing="0"/>
+        <w:rPr>
+          <w:rFonts w:ascii="Arial" w:hAnsi="Arial" w:cs="Arial"/>
+          <w:sz w:val="20"/>
+          <w:szCs w:val="20"/>
+        </w:rPr>
+      </w:pPr>
+      <w:r>
+        <w:rPr>
+          <w:rFonts w:ascii="Arial" w:hAnsi="Arial" w:cs="Arial"/>
+          <w:b/>
+          <w:bCs/>
+          <w:sz w:val="20"/>
+          <w:szCs w:val="20"/>
+        </w:rPr>
+        <w:t>Visitante</w:t>
+      </w:r>
+      <w:r>
+        <w:rPr>
+          <w:rFonts w:ascii="Arial" w:hAnsi="Arial" w:cs="Arial"/>
+          <w:sz w:val="20"/>
+          <w:szCs w:val="20"/>
+        </w:rPr>
+        <w:t xml:space="preserve"> acessa a plataforma -&gt; Escolhe "Cadastrar" ou "Entrar" -&gt; Preenche credenciais -&gt; Sistema redireciona com base no Tipo de Conta. </w:t>
+      </w:r>
+    </w:p>
+    <w:p>
+      <w:pPr>
+        <w:pStyle w:val="NormalWeb"/>
+        <w:numPr>
+          <w:ilvl w:val="0"/>
+          <w:numId w:val="20"/>
+        </w:numPr>
+        <w:spacing w:before="0" w:beforeAutospacing="0"/>
+        <w:rPr>
+          <w:rFonts w:ascii="Arial" w:hAnsi="Arial" w:cs="Arial"/>
+          <w:sz w:val="20"/>
+          <w:szCs w:val="20"/>
+        </w:rPr>
+      </w:pPr>
+      <w:r>
+        <w:rPr>
+          <w:rFonts w:ascii="Arial" w:hAnsi="Arial" w:cs="Arial"/>
+          <w:b/>
+          <w:bCs/>
+          <w:sz w:val="20"/>
+          <w:szCs w:val="20"/>
+        </w:rPr>
+        <w:t>Fluxo do Cliente:</w:t>
+      </w:r>
+      <w:r>
+        <w:rPr>
+          <w:rFonts w:ascii="Arial" w:hAnsi="Arial" w:cs="Arial"/>
+          <w:sz w:val="20"/>
+          <w:szCs w:val="20"/>
+        </w:rPr>
+        <w:t xml:space="preserve"> Acessa Home -&gt; Realiza Busca/Filtro -&gt; Visualiza Lista -&gt; Clica em um Serviço -&gt; Analisa Perfil -&gt; Clica em "Solicitar Serviço" -&gt; Preenche Dados -&gt; Envia Solicitação. Após conclusão -&gt; Recebe Notificação -&gt; Avalia o Serviço. </w:t>
+      </w:r>
+    </w:p>
+    <w:p>
+      <w:pPr>
+        <w:pStyle w:val="NormalWeb"/>
+        <w:numPr>
+          <w:ilvl w:val="0"/>
+          <w:numId w:val="20"/>
+        </w:numPr>
+        <w:spacing w:before="0" w:beforeAutospacing="0"/>
+        <w:rPr>
+          <w:rFonts w:ascii="Arial" w:hAnsi="Arial" w:cs="Arial"/>
+          <w:sz w:val="20"/>
+          <w:szCs w:val="20"/>
+        </w:rPr>
+      </w:pPr>
+      <w:r>
+        <w:rPr>
+          <w:rFonts w:ascii="Arial" w:hAnsi="Arial" w:cs="Arial"/>
+          <w:b/>
+          <w:bCs/>
+          <w:sz w:val="20"/>
+          <w:szCs w:val="20"/>
+        </w:rPr>
+        <w:t>Fluxo do Freelancer:</w:t>
+      </w:r>
+      <w:r>
+        <w:rPr>
+          <w:rFonts w:ascii="Arial" w:hAnsi="Arial" w:cs="Arial"/>
+          <w:sz w:val="20"/>
+          <w:szCs w:val="20"/>
+        </w:rPr>
+        <w:t xml:space="preserve"> Acessa Dashboard -&gt; Clica em "Adicionar Serviço" -&gt; Preenche Formulário e Fotos -&gt; Publica. Recebe notificação de solicitação -&gt; Aceita ou Recusa (em até 48h). </w:t>
+      </w:r>
+    </w:p>
+    <w:p/>
     <w:sectPr>
       <w:headerReference w:type="default" r:id="rId19"/>
       <w:footerReference w:type="default" r:id="rId20"/>
@@ -9520,16 +10383,16 @@
 <file path=word/numbering.xml><?xml version="1.0" encoding="utf-8"?>
 <w:numbering xmlns:wpc="http://schemas.microsoft.com/office/word/2010/wordprocessingCanvas" xmlns:cx="http://schemas.microsoft.com/office/drawing/2014/chartex" xmlns:cx1="http://schemas.microsoft.com/office/drawing/2015/9/8/chartex" xmlns:cx2="http://schemas.microsoft.com/office/drawing/2015/10/21/chartex" xmlns:cx3="http://schemas.microsoft.com/office/drawing/2016/5/9/chartex" xmlns:cx4="http://schemas.microsoft.com/office/drawing/2016/5/10/chartex" xmlns:cx5="http://schemas.microsoft.com/office/drawing/2016/5/11/chartex" xmlns:cx6="http://schemas.microsoft.com/office/drawing/2016/5/12/chartex" xmlns:cx7="http://schemas.microsoft.com/office/drawing/2016/5/13/chartex" xmlns:cx8="http://schemas.microsoft.com/office/drawing/2016/5/14/chartex" xmlns:mc="http://schemas.openxmlformats.org/markup-compatibility/2006" xmlns:aink="http://schemas.microsoft.com/office/drawing/2016/ink" xmlns:am3d="http://schemas.microsoft.com/office/drawing/2017/model3d" xmlns:o="urn:schemas-microsoft-com:office:office" xmlns:oel="http://schemas.microsoft.com/office/2019/extlst" xmlns:r="http://schemas.openxmlformats.org/officeDocument/2006/relationships" xmlns:m="http://schemas.openxmlformats.org/officeDocument/2006/math" xmlns:v="urn:schemas-microsoft-com:vml" xmlns:wp14="http://schemas.microsoft.com/office/word/2010/wordprocessingDrawing" xmlns:wp="http://schemas.openxmlformats.org/drawingml/2006/wordprocessingDrawing" xmlns:w10="urn:schemas-microsoft-com:office:word" xmlns:w="http://schemas.openxmlformats.org/wordprocessingml/2006/main" xmlns:w14="http://schemas.microsoft.com/office/word/2010/wordml" xmlns:w15="http://schemas.microsoft.com/office/word/2012/wordml" xmlns:w16cex="http://schemas.microsoft.com/office/word/2018/wordml/cex" xmlns:w16cid="http://schemas.microsoft.com/office/word/2016/wordml/cid" xmlns:w16="http://schemas.microsoft.com/office/word/2018/wordml" xmlns:w16sdtdh="http://schemas.microsoft.com/office/word/2020/wordml/sdtdatahash" xmlns:w16se="http://schemas.microsoft.com/office/word/2015/wordml/symex" xmlns:wpg="http://schemas.microsoft.com/office/word/2010/wordprocessingGroup" xmlns:wpi="http://schemas.microsoft.com/office/word/2010/wordprocessingInk" xmlns:wne="http://schemas.microsoft.com/office/word/2006/wordml" xmlns:wps="http://schemas.microsoft.com/office/word/2010/wordprocessingShape" mc:Ignorable="w14 w15 w16se w16cid w16 w16cex w16sdtdh wp14">
   <w:abstractNum w:abstractNumId="0" w15:restartNumberingAfterBreak="0">
-    <w:nsid w:val="0A8361F8"/>
+    <w:nsid w:val="05122B75"/>
     <w:multiLevelType w:val="hybridMultilevel"/>
-    <w:tmpl w:val="6CBCD544"/>
+    <w:tmpl w:val="BCE8B402"/>
     <w:lvl w:ilvl="0" w:tplc="04160001">
       <w:start w:val="1"/>
       <w:numFmt w:val="bullet"/>
       <w:lvlText w:val=""/>
       <w:lvlJc w:val="left"/>
       <w:pPr>
-        <w:ind w:left="1152" w:hanging="360"/>
+        <w:ind w:left="720" w:hanging="360"/>
       </w:pPr>
       <w:rPr>
         <w:rFonts w:ascii="Symbol" w:hAnsi="Symbol" w:hint="default"/>
@@ -9541,7 +10404,7 @@
       <w:lvlText w:val="o"/>
       <w:lvlJc w:val="left"/>
       <w:pPr>
-        <w:ind w:left="1872" w:hanging="360"/>
+        <w:ind w:left="1440" w:hanging="360"/>
       </w:pPr>
       <w:rPr>
         <w:rFonts w:ascii="Courier New" w:hAnsi="Courier New" w:cs="Courier New" w:hint="default"/>
@@ -9553,7 +10416,7 @@
       <w:lvlText w:val=""/>
       <w:lvlJc w:val="left"/>
       <w:pPr>
-        <w:ind w:left="2592" w:hanging="360"/>
+        <w:ind w:left="2160" w:hanging="360"/>
       </w:pPr>
       <w:rPr>
         <w:rFonts w:ascii="Wingdings" w:hAnsi="Wingdings" w:hint="default"/>
@@ -9565,7 +10428,7 @@
       <w:lvlText w:val=""/>
       <w:lvlJc w:val="left"/>
       <w:pPr>
-        <w:ind w:left="3312" w:hanging="360"/>
+        <w:ind w:left="2880" w:hanging="360"/>
       </w:pPr>
       <w:rPr>
         <w:rFonts w:ascii="Symbol" w:hAnsi="Symbol" w:hint="default"/>
@@ -9577,7 +10440,7 @@
       <w:lvlText w:val="o"/>
       <w:lvlJc w:val="left"/>
       <w:pPr>
-        <w:ind w:left="4032" w:hanging="360"/>
+        <w:ind w:left="3600" w:hanging="360"/>
       </w:pPr>
       <w:rPr>
         <w:rFonts w:ascii="Courier New" w:hAnsi="Courier New" w:cs="Courier New" w:hint="default"/>
@@ -9589,7 +10452,7 @@
       <w:lvlText w:val=""/>
       <w:lvlJc w:val="left"/>
       <w:pPr>
-        <w:ind w:left="4752" w:hanging="360"/>
+        <w:ind w:left="4320" w:hanging="360"/>
       </w:pPr>
       <w:rPr>
         <w:rFonts w:ascii="Wingdings" w:hAnsi="Wingdings" w:hint="default"/>
@@ -9601,7 +10464,7 @@
       <w:lvlText w:val=""/>
       <w:lvlJc w:val="left"/>
       <w:pPr>
-        <w:ind w:left="5472" w:hanging="360"/>
+        <w:ind w:left="5040" w:hanging="360"/>
       </w:pPr>
       <w:rPr>
         <w:rFonts w:ascii="Symbol" w:hAnsi="Symbol" w:hint="default"/>
@@ -9613,7 +10476,7 @@
       <w:lvlText w:val="o"/>
       <w:lvlJc w:val="left"/>
       <w:pPr>
-        <w:ind w:left="6192" w:hanging="360"/>
+        <w:ind w:left="5760" w:hanging="360"/>
       </w:pPr>
       <w:rPr>
         <w:rFonts w:ascii="Courier New" w:hAnsi="Courier New" w:cs="Courier New" w:hint="default"/>
@@ -9625,7 +10488,7 @@
       <w:lvlText w:val=""/>
       <w:lvlJc w:val="left"/>
       <w:pPr>
-        <w:ind w:left="6912" w:hanging="360"/>
+        <w:ind w:left="6480" w:hanging="360"/>
       </w:pPr>
       <w:rPr>
         <w:rFonts w:ascii="Wingdings" w:hAnsi="Wingdings" w:hint="default"/>
@@ -9633,6 +10496,119 @@
     </w:lvl>
   </w:abstractNum>
   <w:abstractNum w:abstractNumId="1" w15:restartNumberingAfterBreak="0">
+    <w:nsid w:val="0A8361F8"/>
+    <w:multiLevelType w:val="hybridMultilevel"/>
+    <w:tmpl w:val="6CBCD544"/>
+    <w:lvl w:ilvl="0" w:tplc="04160001">
+      <w:start w:val="1"/>
+      <w:numFmt w:val="bullet"/>
+      <w:lvlText w:val=""/>
+      <w:lvlJc w:val="left"/>
+      <w:pPr>
+        <w:ind w:left="1152" w:hanging="360"/>
+      </w:pPr>
+      <w:rPr>
+        <w:rFonts w:ascii="Symbol" w:hAnsi="Symbol" w:hint="default"/>
+      </w:rPr>
+    </w:lvl>
+    <w:lvl w:ilvl="1" w:tplc="04160003" w:tentative="1">
+      <w:start w:val="1"/>
+      <w:numFmt w:val="bullet"/>
+      <w:lvlText w:val="o"/>
+      <w:lvlJc w:val="left"/>
+      <w:pPr>
+        <w:ind w:left="1872" w:hanging="360"/>
+      </w:pPr>
+      <w:rPr>
+        <w:rFonts w:ascii="Courier New" w:hAnsi="Courier New" w:cs="Courier New" w:hint="default"/>
+      </w:rPr>
+    </w:lvl>
+    <w:lvl w:ilvl="2" w:tplc="04160005" w:tentative="1">
+      <w:start w:val="1"/>
+      <w:numFmt w:val="bullet"/>
+      <w:lvlText w:val=""/>
+      <w:lvlJc w:val="left"/>
+      <w:pPr>
+        <w:ind w:left="2592" w:hanging="360"/>
+      </w:pPr>
+      <w:rPr>
+        <w:rFonts w:ascii="Wingdings" w:hAnsi="Wingdings" w:hint="default"/>
+      </w:rPr>
+    </w:lvl>
+    <w:lvl w:ilvl="3" w:tplc="04160001" w:tentative="1">
+      <w:start w:val="1"/>
+      <w:numFmt w:val="bullet"/>
+      <w:lvlText w:val=""/>
+      <w:lvlJc w:val="left"/>
+      <w:pPr>
+        <w:ind w:left="3312" w:hanging="360"/>
+      </w:pPr>
+      <w:rPr>
+        <w:rFonts w:ascii="Symbol" w:hAnsi="Symbol" w:hint="default"/>
+      </w:rPr>
+    </w:lvl>
+    <w:lvl w:ilvl="4" w:tplc="04160003" w:tentative="1">
+      <w:start w:val="1"/>
+      <w:numFmt w:val="bullet"/>
+      <w:lvlText w:val="o"/>
+      <w:lvlJc w:val="left"/>
+      <w:pPr>
+        <w:ind w:left="4032" w:hanging="360"/>
+      </w:pPr>
+      <w:rPr>
+        <w:rFonts w:ascii="Courier New" w:hAnsi="Courier New" w:cs="Courier New" w:hint="default"/>
+      </w:rPr>
+    </w:lvl>
+    <w:lvl w:ilvl="5" w:tplc="04160005" w:tentative="1">
+      <w:start w:val="1"/>
+      <w:numFmt w:val="bullet"/>
+      <w:lvlText w:val=""/>
+      <w:lvlJc w:val="left"/>
+      <w:pPr>
+        <w:ind w:left="4752" w:hanging="360"/>
+      </w:pPr>
+      <w:rPr>
+        <w:rFonts w:ascii="Wingdings" w:hAnsi="Wingdings" w:hint="default"/>
+      </w:rPr>
+    </w:lvl>
+    <w:lvl w:ilvl="6" w:tplc="04160001" w:tentative="1">
+      <w:start w:val="1"/>
+      <w:numFmt w:val="bullet"/>
+      <w:lvlText w:val=""/>
+      <w:lvlJc w:val="left"/>
+      <w:pPr>
+        <w:ind w:left="5472" w:hanging="360"/>
+      </w:pPr>
+      <w:rPr>
+        <w:rFonts w:ascii="Symbol" w:hAnsi="Symbol" w:hint="default"/>
+      </w:rPr>
+    </w:lvl>
+    <w:lvl w:ilvl="7" w:tplc="04160003" w:tentative="1">
+      <w:start w:val="1"/>
+      <w:numFmt w:val="bullet"/>
+      <w:lvlText w:val="o"/>
+      <w:lvlJc w:val="left"/>
+      <w:pPr>
+        <w:ind w:left="6192" w:hanging="360"/>
+      </w:pPr>
+      <w:rPr>
+        <w:rFonts w:ascii="Courier New" w:hAnsi="Courier New" w:cs="Courier New" w:hint="default"/>
+      </w:rPr>
+    </w:lvl>
+    <w:lvl w:ilvl="8" w:tplc="04160005" w:tentative="1">
+      <w:start w:val="1"/>
+      <w:numFmt w:val="bullet"/>
+      <w:lvlText w:val=""/>
+      <w:lvlJc w:val="left"/>
+      <w:pPr>
+        <w:ind w:left="6912" w:hanging="360"/>
+      </w:pPr>
+      <w:rPr>
+        <w:rFonts w:ascii="Wingdings" w:hAnsi="Wingdings" w:hint="default"/>
+      </w:rPr>
+    </w:lvl>
+  </w:abstractNum>
+  <w:abstractNum w:abstractNumId="2" w15:restartNumberingAfterBreak="0">
     <w:nsid w:val="1367000C"/>
     <w:multiLevelType w:val="multilevel"/>
     <w:tmpl w:val="0246A156"/>
@@ -9789,7 +10765,7 @@
       </w:rPr>
     </w:lvl>
   </w:abstractNum>
-  <w:abstractNum w:abstractNumId="2" w15:restartNumberingAfterBreak="0">
+  <w:abstractNum w:abstractNumId="3" w15:restartNumberingAfterBreak="0">
     <w:nsid w:val="1482775B"/>
     <w:multiLevelType w:val="multilevel"/>
     <w:tmpl w:val="0EBA3C40"/>
@@ -9875,7 +10851,7 @@
       </w:pPr>
     </w:lvl>
   </w:abstractNum>
-  <w:abstractNum w:abstractNumId="3" w15:restartNumberingAfterBreak="0">
+  <w:abstractNum w:abstractNumId="4" w15:restartNumberingAfterBreak="0">
     <w:nsid w:val="29BB2287"/>
     <w:multiLevelType w:val="hybridMultilevel"/>
     <w:tmpl w:val="26642256"/>
@@ -9988,7 +10964,7 @@
       </w:rPr>
     </w:lvl>
   </w:abstractNum>
-  <w:abstractNum w:abstractNumId="4" w15:restartNumberingAfterBreak="0">
+  <w:abstractNum w:abstractNumId="5" w15:restartNumberingAfterBreak="0">
     <w:nsid w:val="2B994A9C"/>
     <w:multiLevelType w:val="hybridMultilevel"/>
     <w:tmpl w:val="A860E6D2"/>
@@ -10101,7 +11077,120 @@
       </w:rPr>
     </w:lvl>
   </w:abstractNum>
-  <w:abstractNum w:abstractNumId="5" w15:restartNumberingAfterBreak="0">
+  <w:abstractNum w:abstractNumId="6" w15:restartNumberingAfterBreak="0">
+    <w:nsid w:val="411F0338"/>
+    <w:multiLevelType w:val="hybridMultilevel"/>
+    <w:tmpl w:val="360274F8"/>
+    <w:lvl w:ilvl="0" w:tplc="04160001">
+      <w:start w:val="1"/>
+      <w:numFmt w:val="bullet"/>
+      <w:lvlText w:val=""/>
+      <w:lvlJc w:val="left"/>
+      <w:pPr>
+        <w:ind w:left="720" w:hanging="360"/>
+      </w:pPr>
+      <w:rPr>
+        <w:rFonts w:ascii="Symbol" w:hAnsi="Symbol" w:hint="default"/>
+      </w:rPr>
+    </w:lvl>
+    <w:lvl w:ilvl="1" w:tplc="04160003" w:tentative="1">
+      <w:start w:val="1"/>
+      <w:numFmt w:val="bullet"/>
+      <w:lvlText w:val="o"/>
+      <w:lvlJc w:val="left"/>
+      <w:pPr>
+        <w:ind w:left="1440" w:hanging="360"/>
+      </w:pPr>
+      <w:rPr>
+        <w:rFonts w:ascii="Courier New" w:hAnsi="Courier New" w:cs="Courier New" w:hint="default"/>
+      </w:rPr>
+    </w:lvl>
+    <w:lvl w:ilvl="2" w:tplc="04160005" w:tentative="1">
+      <w:start w:val="1"/>
+      <w:numFmt w:val="bullet"/>
+      <w:lvlText w:val=""/>
+      <w:lvlJc w:val="left"/>
+      <w:pPr>
+        <w:ind w:left="2160" w:hanging="360"/>
+      </w:pPr>
+      <w:rPr>
+        <w:rFonts w:ascii="Wingdings" w:hAnsi="Wingdings" w:hint="default"/>
+      </w:rPr>
+    </w:lvl>
+    <w:lvl w:ilvl="3" w:tplc="04160001" w:tentative="1">
+      <w:start w:val="1"/>
+      <w:numFmt w:val="bullet"/>
+      <w:lvlText w:val=""/>
+      <w:lvlJc w:val="left"/>
+      <w:pPr>
+        <w:ind w:left="2880" w:hanging="360"/>
+      </w:pPr>
+      <w:rPr>
+        <w:rFonts w:ascii="Symbol" w:hAnsi="Symbol" w:hint="default"/>
+      </w:rPr>
+    </w:lvl>
+    <w:lvl w:ilvl="4" w:tplc="04160003" w:tentative="1">
+      <w:start w:val="1"/>
+      <w:numFmt w:val="bullet"/>
+      <w:lvlText w:val="o"/>
+      <w:lvlJc w:val="left"/>
+      <w:pPr>
+        <w:ind w:left="3600" w:hanging="360"/>
+      </w:pPr>
+      <w:rPr>
+        <w:rFonts w:ascii="Courier New" w:hAnsi="Courier New" w:cs="Courier New" w:hint="default"/>
+      </w:rPr>
+    </w:lvl>
+    <w:lvl w:ilvl="5" w:tplc="04160005" w:tentative="1">
+      <w:start w:val="1"/>
+      <w:numFmt w:val="bullet"/>
+      <w:lvlText w:val=""/>
+      <w:lvlJc w:val="left"/>
+      <w:pPr>
+        <w:ind w:left="4320" w:hanging="360"/>
+      </w:pPr>
+      <w:rPr>
+        <w:rFonts w:ascii="Wingdings" w:hAnsi="Wingdings" w:hint="default"/>
+      </w:rPr>
+    </w:lvl>
+    <w:lvl w:ilvl="6" w:tplc="04160001" w:tentative="1">
+      <w:start w:val="1"/>
+      <w:numFmt w:val="bullet"/>
+      <w:lvlText w:val=""/>
+      <w:lvlJc w:val="left"/>
+      <w:pPr>
+        <w:ind w:left="5040" w:hanging="360"/>
+      </w:pPr>
+      <w:rPr>
+        <w:rFonts w:ascii="Symbol" w:hAnsi="Symbol" w:hint="default"/>
+      </w:rPr>
+    </w:lvl>
+    <w:lvl w:ilvl="7" w:tplc="04160003" w:tentative="1">
+      <w:start w:val="1"/>
+      <w:numFmt w:val="bullet"/>
+      <w:lvlText w:val="o"/>
+      <w:lvlJc w:val="left"/>
+      <w:pPr>
+        <w:ind w:left="5760" w:hanging="360"/>
+      </w:pPr>
+      <w:rPr>
+        <w:rFonts w:ascii="Courier New" w:hAnsi="Courier New" w:cs="Courier New" w:hint="default"/>
+      </w:rPr>
+    </w:lvl>
+    <w:lvl w:ilvl="8" w:tplc="04160005" w:tentative="1">
+      <w:start w:val="1"/>
+      <w:numFmt w:val="bullet"/>
+      <w:lvlText w:val=""/>
+      <w:lvlJc w:val="left"/>
+      <w:pPr>
+        <w:ind w:left="6480" w:hanging="360"/>
+      </w:pPr>
+      <w:rPr>
+        <w:rFonts w:ascii="Wingdings" w:hAnsi="Wingdings" w:hint="default"/>
+      </w:rPr>
+    </w:lvl>
+  </w:abstractNum>
+  <w:abstractNum w:abstractNumId="7" w15:restartNumberingAfterBreak="0">
     <w:nsid w:val="4813347F"/>
     <w:multiLevelType w:val="multilevel"/>
     <w:tmpl w:val="7B6EC3CC"/>
@@ -10251,7 +11340,7 @@
       </w:rPr>
     </w:lvl>
   </w:abstractNum>
-  <w:abstractNum w:abstractNumId="6" w15:restartNumberingAfterBreak="0">
+  <w:abstractNum w:abstractNumId="8" w15:restartNumberingAfterBreak="0">
     <w:nsid w:val="6409737E"/>
     <w:multiLevelType w:val="multilevel"/>
     <w:tmpl w:val="E4D420EE"/>
@@ -10366,7 +11455,7 @@
       </w:pPr>
     </w:lvl>
   </w:abstractNum>
-  <w:abstractNum w:abstractNumId="7" w15:restartNumberingAfterBreak="0">
+  <w:abstractNum w:abstractNumId="9" w15:restartNumberingAfterBreak="0">
     <w:nsid w:val="7E20768D"/>
     <w:multiLevelType w:val="hybridMultilevel"/>
     <w:tmpl w:val="8FF6428E"/>
@@ -10421,64 +11510,70 @@
     </w:lvl>
   </w:abstractNum>
   <w:num w:numId="1" w16cid:durableId="962999660">
-    <w:abstractNumId w:val="1"/>
+    <w:abstractNumId w:val="2"/>
   </w:num>
   <w:num w:numId="2" w16cid:durableId="368844773">
-    <w:abstractNumId w:val="6"/>
+    <w:abstractNumId w:val="8"/>
   </w:num>
   <w:num w:numId="3" w16cid:durableId="333386045">
-    <w:abstractNumId w:val="2"/>
+    <w:abstractNumId w:val="3"/>
   </w:num>
   <w:num w:numId="4" w16cid:durableId="1718579308">
-    <w:abstractNumId w:val="2"/>
+    <w:abstractNumId w:val="3"/>
     <w:lvlOverride w:ilvl="0">
       <w:startOverride w:val="3"/>
     </w:lvlOverride>
   </w:num>
   <w:num w:numId="5" w16cid:durableId="1621455579">
+    <w:abstractNumId w:val="7"/>
+  </w:num>
+  <w:num w:numId="6" w16cid:durableId="253785016">
     <w:abstractNumId w:val="5"/>
   </w:num>
-  <w:num w:numId="6" w16cid:durableId="253785016">
+  <w:num w:numId="7" w16cid:durableId="282466554">
     <w:abstractNumId w:val="4"/>
   </w:num>
-  <w:num w:numId="7" w16cid:durableId="282466554">
-    <w:abstractNumId w:val="3"/>
-  </w:num>
   <w:num w:numId="8" w16cid:durableId="1126004197">
-    <w:abstractNumId w:val="0"/>
+    <w:abstractNumId w:val="1"/>
   </w:num>
   <w:num w:numId="9" w16cid:durableId="174542198">
-    <w:abstractNumId w:val="1"/>
+    <w:abstractNumId w:val="2"/>
   </w:num>
   <w:num w:numId="10" w16cid:durableId="1169559551">
-    <w:abstractNumId w:val="1"/>
+    <w:abstractNumId w:val="2"/>
   </w:num>
   <w:num w:numId="11" w16cid:durableId="1288972027">
-    <w:abstractNumId w:val="1"/>
+    <w:abstractNumId w:val="2"/>
   </w:num>
   <w:num w:numId="12" w16cid:durableId="5908377">
-    <w:abstractNumId w:val="1"/>
+    <w:abstractNumId w:val="2"/>
   </w:num>
   <w:num w:numId="13" w16cid:durableId="114104297">
-    <w:abstractNumId w:val="1"/>
+    <w:abstractNumId w:val="2"/>
   </w:num>
   <w:num w:numId="14" w16cid:durableId="1513646882">
-    <w:abstractNumId w:val="1"/>
+    <w:abstractNumId w:val="2"/>
   </w:num>
   <w:num w:numId="15" w16cid:durableId="300814158">
-    <w:abstractNumId w:val="1"/>
+    <w:abstractNumId w:val="2"/>
   </w:num>
   <w:num w:numId="16" w16cid:durableId="134880882">
-    <w:abstractNumId w:val="1"/>
+    <w:abstractNumId w:val="2"/>
   </w:num>
   <w:num w:numId="17" w16cid:durableId="1770076880">
-    <w:abstractNumId w:val="1"/>
+    <w:abstractNumId w:val="2"/>
   </w:num>
   <w:num w:numId="18" w16cid:durableId="274486989">
-    <w:abstractNumId w:val="7"/>
+    <w:abstractNumId w:val="9"/>
     <w:lvlOverride w:ilvl="0">
       <w:startOverride w:val="1"/>
     </w:lvlOverride>
+  </w:num>
+  <w:num w:numId="19" w16cid:durableId="488404210">
+    <w:abstractNumId w:val="6"/>
+  </w:num>
+  <w:num w:numId="20" w16cid:durableId="1386561433">
+    <w:abstractNumId w:val="0"/>
   </w:num>
 </w:numbering>
 </file>
@@ -11918,6 +13013,40 @@
       <w:lang w:bidi="hi-IN"/>
     </w:rPr>
   </w:style>
+  <w:style w:type="table" w:styleId="Tabelacomgrade">
+    <w:name w:val="Table Grid"/>
+    <w:basedOn w:val="Tabelanormal"/>
+    <w:uiPriority w:val="59"/>
+    <w:rsid w:val="00462C81"/>
+    <w:pPr>
+      <w:spacing w:after="0" w:line="240" w:lineRule="auto"/>
+    </w:pPr>
+    <w:tblPr>
+      <w:tblBorders>
+        <w:top w:val="single" w:sz="4" w:space="0" w:color="auto"/>
+        <w:left w:val="single" w:sz="4" w:space="0" w:color="auto"/>
+        <w:bottom w:val="single" w:sz="4" w:space="0" w:color="auto"/>
+        <w:right w:val="single" w:sz="4" w:space="0" w:color="auto"/>
+        <w:insideH w:val="single" w:sz="4" w:space="0" w:color="auto"/>
+        <w:insideV w:val="single" w:sz="4" w:space="0" w:color="auto"/>
+      </w:tblBorders>
+    </w:tblPr>
+  </w:style>
+  <w:style w:type="paragraph" w:styleId="NormalWeb">
+    <w:name w:val="Normal (Web)"/>
+    <w:basedOn w:val="Normal"/>
+    <w:uiPriority w:val="99"/>
+    <w:semiHidden/>
+    <w:unhideWhenUsed/>
+    <w:rsid w:val="00C2565D"/>
+    <w:pPr>
+      <w:spacing w:before="100" w:beforeAutospacing="1" w:after="100" w:afterAutospacing="1"/>
+    </w:pPr>
+    <w:rPr>
+      <w:rFonts w:eastAsia="Times New Roman"/>
+      <w:lang w:eastAsia="pt-BR"/>
+    </w:rPr>
+  </w:style>
 </w:styles>
 </file>
 

--- a/Documento de Arquitetura.docx
+++ b/Documento de Arquitetura.docx
@@ -1420,9 +1420,9 @@
             <w:rPr>
               <w:rFonts w:asciiTheme="minorHAnsi" w:eastAsiaTheme="minorEastAsia" w:hAnsiTheme="minorHAnsi" w:cstheme="minorBidi"/>
               <w:noProof/>
-              <w:sz w:val="22"/>
-              <w:szCs w:val="22"/>
+              <w:kern w:val="2"/>
               <w:lang w:eastAsia="pt-BR"/>
+              <w14:ligatures w14:val="standardContextual"/>
             </w:rPr>
           </w:pPr>
           <w:r>
@@ -1443,7 +1443,7 @@
             </w:rPr>
             <w:fldChar w:fldCharType="separate"/>
           </w:r>
-          <w:hyperlink w:anchor="_Toc452479025" w:history="1">
+          <w:hyperlink w:anchor="_Toc229470964" w:history="1">
             <w:r>
               <w:rPr>
                 <w:rStyle w:val="Hyperlink"/>
@@ -1456,9 +1456,9 @@
               <w:rPr>
                 <w:rFonts w:asciiTheme="minorHAnsi" w:eastAsiaTheme="minorEastAsia" w:hAnsiTheme="minorHAnsi" w:cstheme="minorBidi"/>
                 <w:noProof/>
-                <w:sz w:val="22"/>
-                <w:szCs w:val="22"/>
+                <w:kern w:val="2"/>
                 <w:lang w:eastAsia="pt-BR"/>
+                <w14:ligatures w14:val="standardContextual"/>
               </w:rPr>
               <w:tab/>
             </w:r>
@@ -1489,7 +1489,7 @@
                 <w:noProof/>
                 <w:webHidden/>
               </w:rPr>
-              <w:instrText xml:space="preserve"> PAGEREF _Toc452479025 \h </w:instrText>
+              <w:instrText xml:space="preserve"> PAGEREF _Toc229470964 \h </w:instrText>
             </w:r>
             <w:r>
               <w:rPr>
@@ -1524,18 +1524,18 @@
           <w:pPr>
             <w:pStyle w:val="Sumrio2"/>
             <w:tabs>
-              <w:tab w:val="left" w:pos="880"/>
+              <w:tab w:val="left" w:pos="960"/>
               <w:tab w:val="right" w:leader="dot" w:pos="9061"/>
             </w:tabs>
             <w:rPr>
               <w:rFonts w:asciiTheme="minorHAnsi" w:eastAsiaTheme="minorEastAsia" w:hAnsiTheme="minorHAnsi" w:cstheme="minorBidi"/>
               <w:noProof/>
-              <w:sz w:val="22"/>
-              <w:szCs w:val="22"/>
+              <w:kern w:val="2"/>
               <w:lang w:eastAsia="pt-BR"/>
+              <w14:ligatures w14:val="standardContextual"/>
             </w:rPr>
           </w:pPr>
-          <w:hyperlink w:anchor="_Toc452479026" w:history="1">
+          <w:hyperlink w:anchor="_Toc229470965" w:history="1">
             <w:r>
               <w:rPr>
                 <w:rStyle w:val="Hyperlink"/>
@@ -1548,9 +1548,9 @@
               <w:rPr>
                 <w:rFonts w:asciiTheme="minorHAnsi" w:eastAsiaTheme="minorEastAsia" w:hAnsiTheme="minorHAnsi" w:cstheme="minorBidi"/>
                 <w:noProof/>
-                <w:sz w:val="22"/>
-                <w:szCs w:val="22"/>
+                <w:kern w:val="2"/>
                 <w:lang w:eastAsia="pt-BR"/>
+                <w14:ligatures w14:val="standardContextual"/>
               </w:rPr>
               <w:tab/>
             </w:r>
@@ -1581,7 +1581,7 @@
                 <w:noProof/>
                 <w:webHidden/>
               </w:rPr>
-              <w:instrText xml:space="preserve"> PAGEREF _Toc452479026 \h </w:instrText>
+              <w:instrText xml:space="preserve"> PAGEREF _Toc229470965 \h </w:instrText>
             </w:r>
             <w:r>
               <w:rPr>
@@ -1616,18 +1616,18 @@
           <w:pPr>
             <w:pStyle w:val="Sumrio2"/>
             <w:tabs>
-              <w:tab w:val="left" w:pos="880"/>
+              <w:tab w:val="left" w:pos="960"/>
               <w:tab w:val="right" w:leader="dot" w:pos="9061"/>
             </w:tabs>
             <w:rPr>
               <w:rFonts w:asciiTheme="minorHAnsi" w:eastAsiaTheme="minorEastAsia" w:hAnsiTheme="minorHAnsi" w:cstheme="minorBidi"/>
               <w:noProof/>
-              <w:sz w:val="22"/>
-              <w:szCs w:val="22"/>
+              <w:kern w:val="2"/>
               <w:lang w:eastAsia="pt-BR"/>
+              <w14:ligatures w14:val="standardContextual"/>
             </w:rPr>
           </w:pPr>
-          <w:hyperlink w:anchor="_Toc452479027" w:history="1">
+          <w:hyperlink w:anchor="_Toc229470966" w:history="1">
             <w:r>
               <w:rPr>
                 <w:rStyle w:val="Hyperlink"/>
@@ -1640,9 +1640,9 @@
               <w:rPr>
                 <w:rFonts w:asciiTheme="minorHAnsi" w:eastAsiaTheme="minorEastAsia" w:hAnsiTheme="minorHAnsi" w:cstheme="minorBidi"/>
                 <w:noProof/>
-                <w:sz w:val="22"/>
-                <w:szCs w:val="22"/>
+                <w:kern w:val="2"/>
                 <w:lang w:eastAsia="pt-BR"/>
+                <w14:ligatures w14:val="standardContextual"/>
               </w:rPr>
               <w:tab/>
             </w:r>
@@ -1673,7 +1673,7 @@
                 <w:noProof/>
                 <w:webHidden/>
               </w:rPr>
-              <w:instrText xml:space="preserve"> PAGEREF _Toc452479027 \h </w:instrText>
+              <w:instrText xml:space="preserve"> PAGEREF _Toc229470966 \h </w:instrText>
             </w:r>
             <w:r>
               <w:rPr>
@@ -1708,18 +1708,18 @@
           <w:pPr>
             <w:pStyle w:val="Sumrio2"/>
             <w:tabs>
-              <w:tab w:val="left" w:pos="880"/>
+              <w:tab w:val="left" w:pos="960"/>
               <w:tab w:val="right" w:leader="dot" w:pos="9061"/>
             </w:tabs>
             <w:rPr>
               <w:rFonts w:asciiTheme="minorHAnsi" w:eastAsiaTheme="minorEastAsia" w:hAnsiTheme="minorHAnsi" w:cstheme="minorBidi"/>
               <w:noProof/>
-              <w:sz w:val="22"/>
-              <w:szCs w:val="22"/>
+              <w:kern w:val="2"/>
               <w:lang w:eastAsia="pt-BR"/>
+              <w14:ligatures w14:val="standardContextual"/>
             </w:rPr>
           </w:pPr>
-          <w:hyperlink w:anchor="_Toc452479028" w:history="1">
+          <w:hyperlink w:anchor="_Toc229470967" w:history="1">
             <w:r>
               <w:rPr>
                 <w:rStyle w:val="Hyperlink"/>
@@ -1732,9 +1732,9 @@
               <w:rPr>
                 <w:rFonts w:asciiTheme="minorHAnsi" w:eastAsiaTheme="minorEastAsia" w:hAnsiTheme="minorHAnsi" w:cstheme="minorBidi"/>
                 <w:noProof/>
-                <w:sz w:val="22"/>
-                <w:szCs w:val="22"/>
+                <w:kern w:val="2"/>
                 <w:lang w:eastAsia="pt-BR"/>
+                <w14:ligatures w14:val="standardContextual"/>
               </w:rPr>
               <w:tab/>
             </w:r>
@@ -1765,7 +1765,7 @@
                 <w:noProof/>
                 <w:webHidden/>
               </w:rPr>
-              <w:instrText xml:space="preserve"> PAGEREF _Toc452479028 \h </w:instrText>
+              <w:instrText xml:space="preserve"> PAGEREF _Toc229470967 \h </w:instrText>
             </w:r>
             <w:r>
               <w:rPr>
@@ -1800,18 +1800,18 @@
           <w:pPr>
             <w:pStyle w:val="Sumrio2"/>
             <w:tabs>
-              <w:tab w:val="left" w:pos="880"/>
+              <w:tab w:val="left" w:pos="960"/>
               <w:tab w:val="right" w:leader="dot" w:pos="9061"/>
             </w:tabs>
             <w:rPr>
               <w:rFonts w:asciiTheme="minorHAnsi" w:eastAsiaTheme="minorEastAsia" w:hAnsiTheme="minorHAnsi" w:cstheme="minorBidi"/>
               <w:noProof/>
-              <w:sz w:val="22"/>
-              <w:szCs w:val="22"/>
+              <w:kern w:val="2"/>
               <w:lang w:eastAsia="pt-BR"/>
+              <w14:ligatures w14:val="standardContextual"/>
             </w:rPr>
           </w:pPr>
-          <w:hyperlink w:anchor="_Toc452479029" w:history="1">
+          <w:hyperlink w:anchor="_Toc229470968" w:history="1">
             <w:r>
               <w:rPr>
                 <w:rStyle w:val="Hyperlink"/>
@@ -1824,9 +1824,9 @@
               <w:rPr>
                 <w:rFonts w:asciiTheme="minorHAnsi" w:eastAsiaTheme="minorEastAsia" w:hAnsiTheme="minorHAnsi" w:cstheme="minorBidi"/>
                 <w:noProof/>
-                <w:sz w:val="22"/>
-                <w:szCs w:val="22"/>
+                <w:kern w:val="2"/>
                 <w:lang w:eastAsia="pt-BR"/>
+                <w14:ligatures w14:val="standardContextual"/>
               </w:rPr>
               <w:tab/>
             </w:r>
@@ -1857,7 +1857,7 @@
                 <w:noProof/>
                 <w:webHidden/>
               </w:rPr>
-              <w:instrText xml:space="preserve"> PAGEREF _Toc452479029 \h </w:instrText>
+              <w:instrText xml:space="preserve"> PAGEREF _Toc229470968 \h </w:instrText>
             </w:r>
             <w:r>
               <w:rPr>
@@ -1898,12 +1898,12 @@
             <w:rPr>
               <w:rFonts w:asciiTheme="minorHAnsi" w:eastAsiaTheme="minorEastAsia" w:hAnsiTheme="minorHAnsi" w:cstheme="minorBidi"/>
               <w:noProof/>
-              <w:sz w:val="22"/>
-              <w:szCs w:val="22"/>
+              <w:kern w:val="2"/>
               <w:lang w:eastAsia="pt-BR"/>
+              <w14:ligatures w14:val="standardContextual"/>
             </w:rPr>
           </w:pPr>
-          <w:hyperlink w:anchor="_Toc452479030" w:history="1">
+          <w:hyperlink w:anchor="_Toc229470969" w:history="1">
             <w:r>
               <w:rPr>
                 <w:rStyle w:val="Hyperlink"/>
@@ -1916,9 +1916,9 @@
               <w:rPr>
                 <w:rFonts w:asciiTheme="minorHAnsi" w:eastAsiaTheme="minorEastAsia" w:hAnsiTheme="minorHAnsi" w:cstheme="minorBidi"/>
                 <w:noProof/>
-                <w:sz w:val="22"/>
-                <w:szCs w:val="22"/>
+                <w:kern w:val="2"/>
                 <w:lang w:eastAsia="pt-BR"/>
+                <w14:ligatures w14:val="standardContextual"/>
               </w:rPr>
               <w:tab/>
             </w:r>
@@ -1949,7 +1949,7 @@
                 <w:noProof/>
                 <w:webHidden/>
               </w:rPr>
-              <w:instrText xml:space="preserve"> PAGEREF _Toc452479030 \h </w:instrText>
+              <w:instrText xml:space="preserve"> PAGEREF _Toc229470969 \h </w:instrText>
             </w:r>
             <w:r>
               <w:rPr>
@@ -1990,12 +1990,12 @@
             <w:rPr>
               <w:rFonts w:asciiTheme="minorHAnsi" w:eastAsiaTheme="minorEastAsia" w:hAnsiTheme="minorHAnsi" w:cstheme="minorBidi"/>
               <w:noProof/>
-              <w:sz w:val="22"/>
-              <w:szCs w:val="22"/>
+              <w:kern w:val="2"/>
               <w:lang w:eastAsia="pt-BR"/>
+              <w14:ligatures w14:val="standardContextual"/>
             </w:rPr>
           </w:pPr>
-          <w:hyperlink w:anchor="_Toc452479031" w:history="1">
+          <w:hyperlink w:anchor="_Toc229470970" w:history="1">
             <w:r>
               <w:rPr>
                 <w:rStyle w:val="Hyperlink"/>
@@ -2008,9 +2008,9 @@
               <w:rPr>
                 <w:rFonts w:asciiTheme="minorHAnsi" w:eastAsiaTheme="minorEastAsia" w:hAnsiTheme="minorHAnsi" w:cstheme="minorBidi"/>
                 <w:noProof/>
-                <w:sz w:val="22"/>
-                <w:szCs w:val="22"/>
+                <w:kern w:val="2"/>
                 <w:lang w:eastAsia="pt-BR"/>
+                <w14:ligatures w14:val="standardContextual"/>
               </w:rPr>
               <w:tab/>
             </w:r>
@@ -2041,7 +2041,7 @@
                 <w:noProof/>
                 <w:webHidden/>
               </w:rPr>
-              <w:instrText xml:space="preserve"> PAGEREF _Toc452479031 \h </w:instrText>
+              <w:instrText xml:space="preserve"> PAGEREF _Toc229470970 \h </w:instrText>
             </w:r>
             <w:r>
               <w:rPr>
@@ -2082,12 +2082,12 @@
             <w:rPr>
               <w:rFonts w:asciiTheme="minorHAnsi" w:eastAsiaTheme="minorEastAsia" w:hAnsiTheme="minorHAnsi" w:cstheme="minorBidi"/>
               <w:noProof/>
-              <w:sz w:val="22"/>
-              <w:szCs w:val="22"/>
+              <w:kern w:val="2"/>
               <w:lang w:eastAsia="pt-BR"/>
+              <w14:ligatures w14:val="standardContextual"/>
             </w:rPr>
           </w:pPr>
-          <w:hyperlink w:anchor="_Toc452479032" w:history="1">
+          <w:hyperlink w:anchor="_Toc229470971" w:history="1">
             <w:r>
               <w:rPr>
                 <w:rStyle w:val="Hyperlink"/>
@@ -2100,9 +2100,9 @@
               <w:rPr>
                 <w:rFonts w:asciiTheme="minorHAnsi" w:eastAsiaTheme="minorEastAsia" w:hAnsiTheme="minorHAnsi" w:cstheme="minorBidi"/>
                 <w:noProof/>
-                <w:sz w:val="22"/>
-                <w:szCs w:val="22"/>
+                <w:kern w:val="2"/>
                 <w:lang w:eastAsia="pt-BR"/>
+                <w14:ligatures w14:val="standardContextual"/>
               </w:rPr>
               <w:tab/>
             </w:r>
@@ -2133,7 +2133,7 @@
                 <w:noProof/>
                 <w:webHidden/>
               </w:rPr>
-              <w:instrText xml:space="preserve"> PAGEREF _Toc452479032 \h </w:instrText>
+              <w:instrText xml:space="preserve"> PAGEREF _Toc229470971 \h </w:instrText>
             </w:r>
             <w:r>
               <w:rPr>
@@ -2168,22 +2168,22 @@
           <w:pPr>
             <w:pStyle w:val="Sumrio2"/>
             <w:tabs>
-              <w:tab w:val="left" w:pos="880"/>
+              <w:tab w:val="left" w:pos="960"/>
               <w:tab w:val="right" w:leader="dot" w:pos="9061"/>
             </w:tabs>
             <w:rPr>
               <w:rFonts w:asciiTheme="minorHAnsi" w:eastAsiaTheme="minorEastAsia" w:hAnsiTheme="minorHAnsi" w:cstheme="minorBidi"/>
               <w:noProof/>
-              <w:sz w:val="22"/>
-              <w:szCs w:val="22"/>
+              <w:kern w:val="2"/>
               <w:lang w:eastAsia="pt-BR"/>
+              <w14:ligatures w14:val="standardContextual"/>
             </w:rPr>
           </w:pPr>
-          <w:hyperlink w:anchor="_Toc452479033" w:history="1">
+          <w:hyperlink w:anchor="_Toc229470972" w:history="1">
             <w:r>
               <w:rPr>
                 <w:rStyle w:val="Hyperlink"/>
-                <w:rFonts w:ascii="Arial" w:hAnsi="Arial"/>
+                <w:rFonts w:ascii="Arial" w:hAnsi="Arial" w:cs="Arial"/>
                 <w:noProof/>
               </w:rPr>
               <w:t>4.1</w:t>
@@ -2192,9 +2192,9 @@
               <w:rPr>
                 <w:rFonts w:asciiTheme="minorHAnsi" w:eastAsiaTheme="minorEastAsia" w:hAnsiTheme="minorHAnsi" w:cstheme="minorBidi"/>
                 <w:noProof/>
-                <w:sz w:val="22"/>
-                <w:szCs w:val="22"/>
+                <w:kern w:val="2"/>
                 <w:lang w:eastAsia="pt-BR"/>
+                <w14:ligatures w14:val="standardContextual"/>
               </w:rPr>
               <w:tab/>
             </w:r>
@@ -2233,7 +2233,7 @@
                 <w:noProof/>
                 <w:webHidden/>
               </w:rPr>
-              <w:instrText xml:space="preserve"> PAGEREF _Toc452479033 \h </w:instrText>
+              <w:instrText xml:space="preserve"> PAGEREF _Toc229470972 \h </w:instrText>
             </w:r>
             <w:r>
               <w:rPr>
@@ -2253,7 +2253,7 @@
                 <w:noProof/>
                 <w:webHidden/>
               </w:rPr>
-              <w:t>5</w:t>
+              <w:t>6</w:t>
             </w:r>
             <w:r>
               <w:rPr>
@@ -2274,12 +2274,12 @@
             <w:rPr>
               <w:rFonts w:asciiTheme="minorHAnsi" w:eastAsiaTheme="minorEastAsia" w:hAnsiTheme="minorHAnsi" w:cstheme="minorBidi"/>
               <w:noProof/>
-              <w:sz w:val="22"/>
-              <w:szCs w:val="22"/>
+              <w:kern w:val="2"/>
               <w:lang w:eastAsia="pt-BR"/>
+              <w14:ligatures w14:val="standardContextual"/>
             </w:rPr>
           </w:pPr>
-          <w:hyperlink w:anchor="_Toc452479034" w:history="1">
+          <w:hyperlink w:anchor="_Toc229470973" w:history="1">
             <w:r>
               <w:rPr>
                 <w:rStyle w:val="Hyperlink"/>
@@ -2292,9 +2292,9 @@
               <w:rPr>
                 <w:rFonts w:asciiTheme="minorHAnsi" w:eastAsiaTheme="minorEastAsia" w:hAnsiTheme="minorHAnsi" w:cstheme="minorBidi"/>
                 <w:noProof/>
-                <w:sz w:val="22"/>
-                <w:szCs w:val="22"/>
+                <w:kern w:val="2"/>
                 <w:lang w:eastAsia="pt-BR"/>
+                <w14:ligatures w14:val="standardContextual"/>
               </w:rPr>
               <w:tab/>
             </w:r>
@@ -2325,7 +2325,7 @@
                 <w:noProof/>
                 <w:webHidden/>
               </w:rPr>
-              <w:instrText xml:space="preserve"> PAGEREF _Toc452479034 \h </w:instrText>
+              <w:instrText xml:space="preserve"> PAGEREF _Toc229470973 \h </w:instrText>
             </w:r>
             <w:r>
               <w:rPr>
@@ -2345,7 +2345,7 @@
                 <w:noProof/>
                 <w:webHidden/>
               </w:rPr>
-              <w:t>7</w:t>
+              <w:t>6</w:t>
             </w:r>
             <w:r>
               <w:rPr>
@@ -2360,42 +2360,42 @@
           <w:pPr>
             <w:pStyle w:val="Sumrio2"/>
             <w:tabs>
-              <w:tab w:val="left" w:pos="880"/>
+              <w:tab w:val="left" w:pos="960"/>
               <w:tab w:val="right" w:leader="dot" w:pos="9061"/>
             </w:tabs>
             <w:rPr>
               <w:rFonts w:asciiTheme="minorHAnsi" w:eastAsiaTheme="minorEastAsia" w:hAnsiTheme="minorHAnsi" w:cstheme="minorBidi"/>
               <w:noProof/>
-              <w:sz w:val="22"/>
-              <w:szCs w:val="22"/>
+              <w:kern w:val="2"/>
               <w:lang w:eastAsia="pt-BR"/>
+              <w14:ligatures w14:val="standardContextual"/>
             </w:rPr>
           </w:pPr>
-          <w:hyperlink w:anchor="_Toc452479035" w:history="1">
-            <w:r>
-              <w:rPr>
-                <w:rStyle w:val="Hyperlink"/>
-                <w:rFonts w:ascii="Arial" w:hAnsi="Arial"/>
-                <w:noProof/>
-              </w:rPr>
-              <w:t>5.1</w:t>
-            </w:r>
-            <w:r>
-              <w:rPr>
-                <w:rFonts w:asciiTheme="minorHAnsi" w:eastAsiaTheme="minorEastAsia" w:hAnsiTheme="minorHAnsi" w:cstheme="minorBidi"/>
-                <w:noProof/>
-                <w:sz w:val="22"/>
-                <w:szCs w:val="22"/>
-                <w:lang w:eastAsia="pt-BR"/>
-              </w:rPr>
-              <w:tab/>
-            </w:r>
+          <w:hyperlink w:anchor="_Toc229470974" w:history="1">
             <w:r>
               <w:rPr>
                 <w:rStyle w:val="Hyperlink"/>
                 <w:rFonts w:ascii="Arial" w:hAnsi="Arial" w:cs="Arial"/>
                 <w:noProof/>
               </w:rPr>
+              <w:t>5.1</w:t>
+            </w:r>
+            <w:r>
+              <w:rPr>
+                <w:rFonts w:asciiTheme="minorHAnsi" w:eastAsiaTheme="minorEastAsia" w:hAnsiTheme="minorHAnsi" w:cstheme="minorBidi"/>
+                <w:noProof/>
+                <w:kern w:val="2"/>
+                <w:lang w:eastAsia="pt-BR"/>
+                <w14:ligatures w14:val="standardContextual"/>
+              </w:rPr>
+              <w:tab/>
+            </w:r>
+            <w:r>
+              <w:rPr>
+                <w:rStyle w:val="Hyperlink"/>
+                <w:rFonts w:ascii="Arial" w:hAnsi="Arial" w:cs="Arial"/>
+                <w:noProof/>
+              </w:rPr>
               <w:t>Visão Geral – pacotes e camadas</w:t>
             </w:r>
             <w:r>
@@ -2417,7 +2417,7 @@
                 <w:noProof/>
                 <w:webHidden/>
               </w:rPr>
-              <w:instrText xml:space="preserve"> PAGEREF _Toc452479035 \h </w:instrText>
+              <w:instrText xml:space="preserve"> PAGEREF _Toc229470974 \h </w:instrText>
             </w:r>
             <w:r>
               <w:rPr>
@@ -2458,12 +2458,12 @@
             <w:rPr>
               <w:rFonts w:asciiTheme="minorHAnsi" w:eastAsiaTheme="minorEastAsia" w:hAnsiTheme="minorHAnsi" w:cstheme="minorBidi"/>
               <w:noProof/>
-              <w:sz w:val="22"/>
-              <w:szCs w:val="22"/>
+              <w:kern w:val="2"/>
               <w:lang w:eastAsia="pt-BR"/>
+              <w14:ligatures w14:val="standardContextual"/>
             </w:rPr>
           </w:pPr>
-          <w:hyperlink w:anchor="_Toc452479036" w:history="1">
+          <w:hyperlink w:anchor="_Toc229470975" w:history="1">
             <w:r>
               <w:rPr>
                 <w:rStyle w:val="Hyperlink"/>
@@ -2476,9 +2476,9 @@
               <w:rPr>
                 <w:rFonts w:asciiTheme="minorHAnsi" w:eastAsiaTheme="minorEastAsia" w:hAnsiTheme="minorHAnsi" w:cstheme="minorBidi"/>
                 <w:noProof/>
-                <w:sz w:val="22"/>
-                <w:szCs w:val="22"/>
+                <w:kern w:val="2"/>
                 <w:lang w:eastAsia="pt-BR"/>
+                <w14:ligatures w14:val="standardContextual"/>
               </w:rPr>
               <w:tab/>
             </w:r>
@@ -2509,7 +2509,7 @@
                 <w:noProof/>
                 <w:webHidden/>
               </w:rPr>
-              <w:instrText xml:space="preserve"> PAGEREF _Toc452479036 \h </w:instrText>
+              <w:instrText xml:space="preserve"> PAGEREF _Toc229470975 \h </w:instrText>
             </w:r>
             <w:r>
               <w:rPr>
@@ -2529,7 +2529,7 @@
                 <w:noProof/>
                 <w:webHidden/>
               </w:rPr>
-              <w:t>9</w:t>
+              <w:t>8</w:t>
             </w:r>
             <w:r>
               <w:rPr>
@@ -2544,53 +2544,53 @@
           <w:pPr>
             <w:pStyle w:val="Sumrio2"/>
             <w:tabs>
-              <w:tab w:val="left" w:pos="880"/>
+              <w:tab w:val="left" w:pos="960"/>
               <w:tab w:val="right" w:leader="dot" w:pos="9061"/>
             </w:tabs>
             <w:rPr>
               <w:rFonts w:asciiTheme="minorHAnsi" w:eastAsiaTheme="minorEastAsia" w:hAnsiTheme="minorHAnsi" w:cstheme="minorBidi"/>
               <w:noProof/>
-              <w:sz w:val="22"/>
-              <w:szCs w:val="22"/>
+              <w:kern w:val="2"/>
               <w:lang w:eastAsia="pt-BR"/>
+              <w14:ligatures w14:val="standardContextual"/>
             </w:rPr>
           </w:pPr>
-          <w:hyperlink w:anchor="_Toc452479037" w:history="1">
-            <w:r>
-              <w:rPr>
-                <w:rStyle w:val="Hyperlink"/>
-                <w:rFonts w:ascii="Arial" w:eastAsia="Times New Roman" w:hAnsi="Arial"/>
-                <w:noProof/>
-              </w:rPr>
-              <w:t>6.1</w:t>
-            </w:r>
-            <w:r>
-              <w:rPr>
-                <w:rFonts w:asciiTheme="minorHAnsi" w:eastAsiaTheme="minorEastAsia" w:hAnsiTheme="minorHAnsi" w:cstheme="minorBidi"/>
-                <w:noProof/>
-                <w:sz w:val="22"/>
-                <w:szCs w:val="22"/>
-                <w:lang w:eastAsia="pt-BR"/>
-              </w:rPr>
-              <w:tab/>
-            </w:r>
+          <w:hyperlink w:anchor="_Toc229470976" w:history="1">
             <w:r>
               <w:rPr>
                 <w:rStyle w:val="Hyperlink"/>
                 <w:rFonts w:ascii="Arial" w:eastAsia="Times New Roman" w:hAnsi="Arial" w:cs="Arial"/>
                 <w:noProof/>
               </w:rPr>
-              <w:t>Caso de Uso [00X]</w:t>
-            </w:r>
-            <w:r>
-              <w:rPr>
-                <w:noProof/>
-                <w:webHidden/>
+              <w:t>6.1</w:t>
+            </w:r>
+            <w:r>
+              <w:rPr>
+                <w:rFonts w:asciiTheme="minorHAnsi" w:eastAsiaTheme="minorEastAsia" w:hAnsiTheme="minorHAnsi" w:cstheme="minorBidi"/>
+                <w:noProof/>
+                <w:kern w:val="2"/>
+                <w:lang w:eastAsia="pt-BR"/>
+                <w14:ligatures w14:val="standardContextual"/>
               </w:rPr>
               <w:tab/>
             </w:r>
             <w:r>
               <w:rPr>
+                <w:rStyle w:val="Hyperlink"/>
+                <w:rFonts w:ascii="Arial" w:eastAsia="Times New Roman" w:hAnsi="Arial" w:cs="Arial"/>
+                <w:noProof/>
+              </w:rPr>
+              <w:t>Caso de Uso UC03 – Busca e Contratação de Serviços</w:t>
+            </w:r>
+            <w:r>
+              <w:rPr>
+                <w:noProof/>
+                <w:webHidden/>
+              </w:rPr>
+              <w:tab/>
+            </w:r>
+            <w:r>
+              <w:rPr>
                 <w:noProof/>
                 <w:webHidden/>
               </w:rPr>
@@ -2601,7 +2601,7 @@
                 <w:noProof/>
                 <w:webHidden/>
               </w:rPr>
-              <w:instrText xml:space="preserve"> PAGEREF _Toc452479037 \h </w:instrText>
+              <w:instrText xml:space="preserve"> PAGEREF _Toc229470976 \h </w:instrText>
             </w:r>
             <w:r>
               <w:rPr>
@@ -2621,7 +2621,7 @@
                 <w:noProof/>
                 <w:webHidden/>
               </w:rPr>
-              <w:t>9</w:t>
+              <w:t>8</w:t>
             </w:r>
             <w:r>
               <w:rPr>
@@ -2636,18 +2636,18 @@
           <w:pPr>
             <w:pStyle w:val="Sumrio3"/>
             <w:tabs>
-              <w:tab w:val="left" w:pos="1320"/>
+              <w:tab w:val="left" w:pos="1440"/>
               <w:tab w:val="right" w:leader="dot" w:pos="9061"/>
             </w:tabs>
             <w:rPr>
               <w:rFonts w:asciiTheme="minorHAnsi" w:eastAsiaTheme="minorEastAsia" w:hAnsiTheme="minorHAnsi" w:cstheme="minorBidi"/>
               <w:noProof/>
-              <w:sz w:val="22"/>
-              <w:szCs w:val="22"/>
+              <w:kern w:val="2"/>
               <w:lang w:eastAsia="pt-BR"/>
+              <w14:ligatures w14:val="standardContextual"/>
             </w:rPr>
           </w:pPr>
-          <w:hyperlink w:anchor="_Toc452479038" w:history="1">
+          <w:hyperlink w:anchor="_Toc229470977" w:history="1">
             <w:r>
               <w:rPr>
                 <w:rStyle w:val="Hyperlink"/>
@@ -2659,9 +2659,9 @@
               <w:rPr>
                 <w:rFonts w:asciiTheme="minorHAnsi" w:eastAsiaTheme="minorEastAsia" w:hAnsiTheme="minorHAnsi" w:cstheme="minorBidi"/>
                 <w:noProof/>
-                <w:sz w:val="22"/>
-                <w:szCs w:val="22"/>
+                <w:kern w:val="2"/>
                 <w:lang w:eastAsia="pt-BR"/>
+                <w14:ligatures w14:val="standardContextual"/>
               </w:rPr>
               <w:tab/>
             </w:r>
@@ -2691,7 +2691,7 @@
                 <w:noProof/>
                 <w:webHidden/>
               </w:rPr>
-              <w:instrText xml:space="preserve"> PAGEREF _Toc452479038 \h </w:instrText>
+              <w:instrText xml:space="preserve"> PAGEREF _Toc229470977 \h </w:instrText>
             </w:r>
             <w:r>
               <w:rPr>
@@ -2711,7 +2711,7 @@
                 <w:noProof/>
                 <w:webHidden/>
               </w:rPr>
-              <w:t>9</w:t>
+              <w:t>8</w:t>
             </w:r>
             <w:r>
               <w:rPr>
@@ -2726,18 +2726,18 @@
           <w:pPr>
             <w:pStyle w:val="Sumrio3"/>
             <w:tabs>
-              <w:tab w:val="left" w:pos="1320"/>
+              <w:tab w:val="left" w:pos="1440"/>
               <w:tab w:val="right" w:leader="dot" w:pos="9061"/>
             </w:tabs>
             <w:rPr>
               <w:rFonts w:asciiTheme="minorHAnsi" w:eastAsiaTheme="minorEastAsia" w:hAnsiTheme="minorHAnsi" w:cstheme="minorBidi"/>
               <w:noProof/>
-              <w:sz w:val="22"/>
-              <w:szCs w:val="22"/>
+              <w:kern w:val="2"/>
               <w:lang w:eastAsia="pt-BR"/>
+              <w14:ligatures w14:val="standardContextual"/>
             </w:rPr>
           </w:pPr>
-          <w:hyperlink w:anchor="_Toc452479039" w:history="1">
+          <w:hyperlink w:anchor="_Toc229470978" w:history="1">
             <w:r>
               <w:rPr>
                 <w:rStyle w:val="Hyperlink"/>
@@ -2749,9 +2749,9 @@
               <w:rPr>
                 <w:rFonts w:asciiTheme="minorHAnsi" w:eastAsiaTheme="minorEastAsia" w:hAnsiTheme="minorHAnsi" w:cstheme="minorBidi"/>
                 <w:noProof/>
-                <w:sz w:val="22"/>
-                <w:szCs w:val="22"/>
+                <w:kern w:val="2"/>
                 <w:lang w:eastAsia="pt-BR"/>
+                <w14:ligatures w14:val="standardContextual"/>
               </w:rPr>
               <w:tab/>
             </w:r>
@@ -2781,7 +2781,7 @@
                 <w:noProof/>
                 <w:webHidden/>
               </w:rPr>
-              <w:instrText xml:space="preserve"> PAGEREF _Toc452479039 \h </w:instrText>
+              <w:instrText xml:space="preserve"> PAGEREF _Toc229470978 \h </w:instrText>
             </w:r>
             <w:r>
               <w:rPr>
@@ -2801,7 +2801,551 @@
                 <w:noProof/>
                 <w:webHidden/>
               </w:rPr>
+              <w:t>9</w:t>
+            </w:r>
+            <w:r>
+              <w:rPr>
+                <w:noProof/>
+                <w:webHidden/>
+              </w:rPr>
+              <w:fldChar w:fldCharType="end"/>
+            </w:r>
+          </w:hyperlink>
+        </w:p>
+        <w:p>
+          <w:pPr>
+            <w:pStyle w:val="Sumrio2"/>
+            <w:tabs>
+              <w:tab w:val="left" w:pos="960"/>
+              <w:tab w:val="right" w:leader="dot" w:pos="9061"/>
+            </w:tabs>
+            <w:rPr>
+              <w:rFonts w:asciiTheme="minorHAnsi" w:eastAsiaTheme="minorEastAsia" w:hAnsiTheme="minorHAnsi" w:cstheme="minorBidi"/>
+              <w:noProof/>
+              <w:kern w:val="2"/>
+              <w:lang w:eastAsia="pt-BR"/>
+              <w14:ligatures w14:val="standardContextual"/>
+            </w:rPr>
+          </w:pPr>
+          <w:hyperlink w:anchor="_Toc229470979" w:history="1">
+            <w:r>
+              <w:rPr>
+                <w:rStyle w:val="Hyperlink"/>
+                <w:rFonts w:ascii="Arial" w:hAnsi="Arial" w:cs="Arial"/>
+                <w:noProof/>
+              </w:rPr>
+              <w:t>6.2</w:t>
+            </w:r>
+            <w:r>
+              <w:rPr>
+                <w:rFonts w:asciiTheme="minorHAnsi" w:eastAsiaTheme="minorEastAsia" w:hAnsiTheme="minorHAnsi" w:cstheme="minorBidi"/>
+                <w:noProof/>
+                <w:kern w:val="2"/>
+                <w:lang w:eastAsia="pt-BR"/>
+                <w14:ligatures w14:val="standardContextual"/>
+              </w:rPr>
+              <w:tab/>
+            </w:r>
+            <w:r>
+              <w:rPr>
+                <w:rStyle w:val="Hyperlink"/>
+                <w:rFonts w:ascii="Arial" w:hAnsi="Arial" w:cs="Arial"/>
+                <w:noProof/>
+              </w:rPr>
+              <w:t>Caso de Uso UC2 - Cadastro de serviços pelo freelancer</w:t>
+            </w:r>
+            <w:r>
+              <w:rPr>
+                <w:noProof/>
+                <w:webHidden/>
+              </w:rPr>
+              <w:tab/>
+            </w:r>
+            <w:r>
+              <w:rPr>
+                <w:noProof/>
+                <w:webHidden/>
+              </w:rPr>
+              <w:fldChar w:fldCharType="begin"/>
+            </w:r>
+            <w:r>
+              <w:rPr>
+                <w:noProof/>
+                <w:webHidden/>
+              </w:rPr>
+              <w:instrText xml:space="preserve"> PAGEREF _Toc229470979 \h </w:instrText>
+            </w:r>
+            <w:r>
+              <w:rPr>
+                <w:noProof/>
+                <w:webHidden/>
+              </w:rPr>
+            </w:r>
+            <w:r>
+              <w:rPr>
+                <w:noProof/>
+                <w:webHidden/>
+              </w:rPr>
+              <w:fldChar w:fldCharType="separate"/>
+            </w:r>
+            <w:r>
+              <w:rPr>
+                <w:noProof/>
+                <w:webHidden/>
+              </w:rPr>
               <w:t>10</w:t>
+            </w:r>
+            <w:r>
+              <w:rPr>
+                <w:noProof/>
+                <w:webHidden/>
+              </w:rPr>
+              <w:fldChar w:fldCharType="end"/>
+            </w:r>
+          </w:hyperlink>
+        </w:p>
+        <w:p>
+          <w:pPr>
+            <w:pStyle w:val="Sumrio3"/>
+            <w:tabs>
+              <w:tab w:val="left" w:pos="1440"/>
+              <w:tab w:val="right" w:leader="dot" w:pos="9061"/>
+            </w:tabs>
+            <w:rPr>
+              <w:rFonts w:asciiTheme="minorHAnsi" w:eastAsiaTheme="minorEastAsia" w:hAnsiTheme="minorHAnsi" w:cstheme="minorBidi"/>
+              <w:noProof/>
+              <w:kern w:val="2"/>
+              <w:lang w:eastAsia="pt-BR"/>
+              <w14:ligatures w14:val="standardContextual"/>
+            </w:rPr>
+          </w:pPr>
+          <w:hyperlink w:anchor="_Toc229470980" w:history="1">
+            <w:r>
+              <w:rPr>
+                <w:rStyle w:val="Hyperlink"/>
+                <w:noProof/>
+              </w:rPr>
+              <w:t>6.2.1</w:t>
+            </w:r>
+            <w:r>
+              <w:rPr>
+                <w:rFonts w:asciiTheme="minorHAnsi" w:eastAsiaTheme="minorEastAsia" w:hAnsiTheme="minorHAnsi" w:cstheme="minorBidi"/>
+                <w:noProof/>
+                <w:kern w:val="2"/>
+                <w:lang w:eastAsia="pt-BR"/>
+                <w14:ligatures w14:val="standardContextual"/>
+              </w:rPr>
+              <w:tab/>
+            </w:r>
+            <w:r>
+              <w:rPr>
+                <w:rStyle w:val="Hyperlink"/>
+                <w:noProof/>
+              </w:rPr>
+              <w:t>Diagrama de classes</w:t>
+            </w:r>
+            <w:r>
+              <w:rPr>
+                <w:noProof/>
+                <w:webHidden/>
+              </w:rPr>
+              <w:tab/>
+            </w:r>
+            <w:r>
+              <w:rPr>
+                <w:noProof/>
+                <w:webHidden/>
+              </w:rPr>
+              <w:fldChar w:fldCharType="begin"/>
+            </w:r>
+            <w:r>
+              <w:rPr>
+                <w:noProof/>
+                <w:webHidden/>
+              </w:rPr>
+              <w:instrText xml:space="preserve"> PAGEREF _Toc229470980 \h </w:instrText>
+            </w:r>
+            <w:r>
+              <w:rPr>
+                <w:noProof/>
+                <w:webHidden/>
+              </w:rPr>
+            </w:r>
+            <w:r>
+              <w:rPr>
+                <w:noProof/>
+                <w:webHidden/>
+              </w:rPr>
+              <w:fldChar w:fldCharType="separate"/>
+            </w:r>
+            <w:r>
+              <w:rPr>
+                <w:noProof/>
+                <w:webHidden/>
+              </w:rPr>
+              <w:t>10</w:t>
+            </w:r>
+            <w:r>
+              <w:rPr>
+                <w:noProof/>
+                <w:webHidden/>
+              </w:rPr>
+              <w:fldChar w:fldCharType="end"/>
+            </w:r>
+          </w:hyperlink>
+        </w:p>
+        <w:p>
+          <w:pPr>
+            <w:pStyle w:val="Sumrio3"/>
+            <w:tabs>
+              <w:tab w:val="left" w:pos="1440"/>
+              <w:tab w:val="right" w:leader="dot" w:pos="9061"/>
+            </w:tabs>
+            <w:rPr>
+              <w:rFonts w:asciiTheme="minorHAnsi" w:eastAsiaTheme="minorEastAsia" w:hAnsiTheme="minorHAnsi" w:cstheme="minorBidi"/>
+              <w:noProof/>
+              <w:kern w:val="2"/>
+              <w:lang w:eastAsia="pt-BR"/>
+              <w14:ligatures w14:val="standardContextual"/>
+            </w:rPr>
+          </w:pPr>
+          <w:hyperlink w:anchor="_Toc229470981" w:history="1">
+            <w:r>
+              <w:rPr>
+                <w:rStyle w:val="Hyperlink"/>
+                <w:noProof/>
+              </w:rPr>
+              <w:t>6.2.2</w:t>
+            </w:r>
+            <w:r>
+              <w:rPr>
+                <w:rFonts w:asciiTheme="minorHAnsi" w:eastAsiaTheme="minorEastAsia" w:hAnsiTheme="minorHAnsi" w:cstheme="minorBidi"/>
+                <w:noProof/>
+                <w:kern w:val="2"/>
+                <w:lang w:eastAsia="pt-BR"/>
+                <w14:ligatures w14:val="standardContextual"/>
+              </w:rPr>
+              <w:tab/>
+            </w:r>
+            <w:r>
+              <w:rPr>
+                <w:rStyle w:val="Hyperlink"/>
+                <w:noProof/>
+              </w:rPr>
+              <w:t>Diagrama de Sequência</w:t>
+            </w:r>
+            <w:r>
+              <w:rPr>
+                <w:noProof/>
+                <w:webHidden/>
+              </w:rPr>
+              <w:tab/>
+            </w:r>
+            <w:r>
+              <w:rPr>
+                <w:noProof/>
+                <w:webHidden/>
+              </w:rPr>
+              <w:fldChar w:fldCharType="begin"/>
+            </w:r>
+            <w:r>
+              <w:rPr>
+                <w:noProof/>
+                <w:webHidden/>
+              </w:rPr>
+              <w:instrText xml:space="preserve"> PAGEREF _Toc229470981 \h </w:instrText>
+            </w:r>
+            <w:r>
+              <w:rPr>
+                <w:noProof/>
+                <w:webHidden/>
+              </w:rPr>
+            </w:r>
+            <w:r>
+              <w:rPr>
+                <w:noProof/>
+                <w:webHidden/>
+              </w:rPr>
+              <w:fldChar w:fldCharType="separate"/>
+            </w:r>
+            <w:r>
+              <w:rPr>
+                <w:noProof/>
+                <w:webHidden/>
+              </w:rPr>
+              <w:t>11</w:t>
+            </w:r>
+            <w:r>
+              <w:rPr>
+                <w:noProof/>
+                <w:webHidden/>
+              </w:rPr>
+              <w:fldChar w:fldCharType="end"/>
+            </w:r>
+          </w:hyperlink>
+        </w:p>
+        <w:p>
+          <w:pPr>
+            <w:pStyle w:val="Sumrio2"/>
+            <w:tabs>
+              <w:tab w:val="left" w:pos="960"/>
+              <w:tab w:val="right" w:leader="dot" w:pos="9061"/>
+            </w:tabs>
+            <w:rPr>
+              <w:rFonts w:asciiTheme="minorHAnsi" w:eastAsiaTheme="minorEastAsia" w:hAnsiTheme="minorHAnsi" w:cstheme="minorBidi"/>
+              <w:noProof/>
+              <w:kern w:val="2"/>
+              <w:lang w:eastAsia="pt-BR"/>
+              <w14:ligatures w14:val="standardContextual"/>
+            </w:rPr>
+          </w:pPr>
+          <w:hyperlink w:anchor="_Toc229470982" w:history="1">
+            <w:r>
+              <w:rPr>
+                <w:rStyle w:val="Hyperlink"/>
+                <w:rFonts w:ascii="Arial" w:hAnsi="Arial" w:cs="Arial"/>
+                <w:noProof/>
+              </w:rPr>
+              <w:t>6.3</w:t>
+            </w:r>
+            <w:r>
+              <w:rPr>
+                <w:rFonts w:asciiTheme="minorHAnsi" w:eastAsiaTheme="minorEastAsia" w:hAnsiTheme="minorHAnsi" w:cstheme="minorBidi"/>
+                <w:noProof/>
+                <w:kern w:val="2"/>
+                <w:lang w:eastAsia="pt-BR"/>
+                <w14:ligatures w14:val="standardContextual"/>
+              </w:rPr>
+              <w:tab/>
+            </w:r>
+            <w:r>
+              <w:rPr>
+                <w:rStyle w:val="Hyperlink"/>
+                <w:rFonts w:ascii="Arial" w:hAnsi="Arial" w:cs="Arial"/>
+                <w:noProof/>
+              </w:rPr>
+              <w:t>Caso de Uso UC1 – Cadastro e autenticação do Usuário</w:t>
+            </w:r>
+            <w:r>
+              <w:rPr>
+                <w:noProof/>
+                <w:webHidden/>
+              </w:rPr>
+              <w:tab/>
+            </w:r>
+            <w:r>
+              <w:rPr>
+                <w:noProof/>
+                <w:webHidden/>
+              </w:rPr>
+              <w:fldChar w:fldCharType="begin"/>
+            </w:r>
+            <w:r>
+              <w:rPr>
+                <w:noProof/>
+                <w:webHidden/>
+              </w:rPr>
+              <w:instrText xml:space="preserve"> PAGEREF _Toc229470982 \h </w:instrText>
+            </w:r>
+            <w:r>
+              <w:rPr>
+                <w:noProof/>
+                <w:webHidden/>
+              </w:rPr>
+            </w:r>
+            <w:r>
+              <w:rPr>
+                <w:noProof/>
+                <w:webHidden/>
+              </w:rPr>
+              <w:fldChar w:fldCharType="separate"/>
+            </w:r>
+            <w:r>
+              <w:rPr>
+                <w:noProof/>
+                <w:webHidden/>
+              </w:rPr>
+              <w:t>12</w:t>
+            </w:r>
+            <w:r>
+              <w:rPr>
+                <w:noProof/>
+                <w:webHidden/>
+              </w:rPr>
+              <w:fldChar w:fldCharType="end"/>
+            </w:r>
+          </w:hyperlink>
+        </w:p>
+        <w:p>
+          <w:pPr>
+            <w:pStyle w:val="Sumrio3"/>
+            <w:tabs>
+              <w:tab w:val="left" w:pos="1440"/>
+              <w:tab w:val="right" w:leader="dot" w:pos="9061"/>
+            </w:tabs>
+            <w:rPr>
+              <w:rFonts w:asciiTheme="minorHAnsi" w:eastAsiaTheme="minorEastAsia" w:hAnsiTheme="minorHAnsi" w:cstheme="minorBidi"/>
+              <w:noProof/>
+              <w:kern w:val="2"/>
+              <w:lang w:eastAsia="pt-BR"/>
+              <w14:ligatures w14:val="standardContextual"/>
+            </w:rPr>
+          </w:pPr>
+          <w:hyperlink w:anchor="_Toc229470983" w:history="1">
+            <w:r>
+              <w:rPr>
+                <w:rStyle w:val="Hyperlink"/>
+                <w:noProof/>
+              </w:rPr>
+              <w:t>6.3.1</w:t>
+            </w:r>
+            <w:r>
+              <w:rPr>
+                <w:rFonts w:asciiTheme="minorHAnsi" w:eastAsiaTheme="minorEastAsia" w:hAnsiTheme="minorHAnsi" w:cstheme="minorBidi"/>
+                <w:noProof/>
+                <w:kern w:val="2"/>
+                <w:lang w:eastAsia="pt-BR"/>
+                <w14:ligatures w14:val="standardContextual"/>
+              </w:rPr>
+              <w:tab/>
+            </w:r>
+            <w:r>
+              <w:rPr>
+                <w:rStyle w:val="Hyperlink"/>
+                <w:noProof/>
+              </w:rPr>
+              <w:t>Diagrama de classes</w:t>
+            </w:r>
+            <w:r>
+              <w:rPr>
+                <w:noProof/>
+                <w:webHidden/>
+              </w:rPr>
+              <w:tab/>
+            </w:r>
+            <w:r>
+              <w:rPr>
+                <w:noProof/>
+                <w:webHidden/>
+              </w:rPr>
+              <w:fldChar w:fldCharType="begin"/>
+            </w:r>
+            <w:r>
+              <w:rPr>
+                <w:noProof/>
+                <w:webHidden/>
+              </w:rPr>
+              <w:instrText xml:space="preserve"> PAGEREF _Toc229470983 \h </w:instrText>
+            </w:r>
+            <w:r>
+              <w:rPr>
+                <w:noProof/>
+                <w:webHidden/>
+              </w:rPr>
+            </w:r>
+            <w:r>
+              <w:rPr>
+                <w:noProof/>
+                <w:webHidden/>
+              </w:rPr>
+              <w:fldChar w:fldCharType="separate"/>
+            </w:r>
+            <w:r>
+              <w:rPr>
+                <w:noProof/>
+                <w:webHidden/>
+              </w:rPr>
+              <w:t>12</w:t>
+            </w:r>
+            <w:r>
+              <w:rPr>
+                <w:noProof/>
+                <w:webHidden/>
+              </w:rPr>
+              <w:fldChar w:fldCharType="end"/>
+            </w:r>
+          </w:hyperlink>
+        </w:p>
+        <w:p>
+          <w:pPr>
+            <w:pStyle w:val="Sumrio3"/>
+            <w:tabs>
+              <w:tab w:val="left" w:pos="1440"/>
+              <w:tab w:val="right" w:leader="dot" w:pos="9061"/>
+            </w:tabs>
+            <w:rPr>
+              <w:rFonts w:asciiTheme="minorHAnsi" w:eastAsiaTheme="minorEastAsia" w:hAnsiTheme="minorHAnsi" w:cstheme="minorBidi"/>
+              <w:noProof/>
+              <w:kern w:val="2"/>
+              <w:lang w:eastAsia="pt-BR"/>
+              <w14:ligatures w14:val="standardContextual"/>
+            </w:rPr>
+          </w:pPr>
+          <w:hyperlink w:anchor="_Toc229470984" w:history="1">
+            <w:r>
+              <w:rPr>
+                <w:rStyle w:val="Hyperlink"/>
+                <w:noProof/>
+              </w:rPr>
+              <w:t>6.3.2</w:t>
+            </w:r>
+            <w:r>
+              <w:rPr>
+                <w:rFonts w:asciiTheme="minorHAnsi" w:eastAsiaTheme="minorEastAsia" w:hAnsiTheme="minorHAnsi" w:cstheme="minorBidi"/>
+                <w:noProof/>
+                <w:kern w:val="2"/>
+                <w:lang w:eastAsia="pt-BR"/>
+                <w14:ligatures w14:val="standardContextual"/>
+              </w:rPr>
+              <w:tab/>
+            </w:r>
+            <w:r>
+              <w:rPr>
+                <w:rStyle w:val="Hyperlink"/>
+                <w:noProof/>
+              </w:rPr>
+              <w:t>Diagrama de Sequência</w:t>
+            </w:r>
+            <w:r>
+              <w:rPr>
+                <w:noProof/>
+                <w:webHidden/>
+              </w:rPr>
+              <w:tab/>
+            </w:r>
+            <w:r>
+              <w:rPr>
+                <w:noProof/>
+                <w:webHidden/>
+              </w:rPr>
+              <w:fldChar w:fldCharType="begin"/>
+            </w:r>
+            <w:r>
+              <w:rPr>
+                <w:noProof/>
+                <w:webHidden/>
+              </w:rPr>
+              <w:instrText xml:space="preserve"> PAGEREF _Toc229470984 \h </w:instrText>
+            </w:r>
+            <w:r>
+              <w:rPr>
+                <w:noProof/>
+                <w:webHidden/>
+              </w:rPr>
+            </w:r>
+            <w:r>
+              <w:rPr>
+                <w:noProof/>
+                <w:webHidden/>
+              </w:rPr>
+              <w:fldChar w:fldCharType="separate"/>
+            </w:r>
+            <w:r>
+              <w:rPr>
+                <w:noProof/>
+                <w:webHidden/>
+              </w:rPr>
+              <w:t>13</w:t>
             </w:r>
             <w:r>
               <w:rPr>
@@ -2822,12 +3366,12 @@
             <w:rPr>
               <w:rFonts w:asciiTheme="minorHAnsi" w:eastAsiaTheme="minorEastAsia" w:hAnsiTheme="minorHAnsi" w:cstheme="minorBidi"/>
               <w:noProof/>
-              <w:sz w:val="22"/>
-              <w:szCs w:val="22"/>
+              <w:kern w:val="2"/>
               <w:lang w:eastAsia="pt-BR"/>
+              <w14:ligatures w14:val="standardContextual"/>
             </w:rPr>
           </w:pPr>
-          <w:hyperlink w:anchor="_Toc452479040" w:history="1">
+          <w:hyperlink w:anchor="_Toc229470985" w:history="1">
             <w:r>
               <w:rPr>
                 <w:rStyle w:val="Hyperlink"/>
@@ -2840,9 +3384,9 @@
               <w:rPr>
                 <w:rFonts w:asciiTheme="minorHAnsi" w:eastAsiaTheme="minorEastAsia" w:hAnsiTheme="minorHAnsi" w:cstheme="minorBidi"/>
                 <w:noProof/>
-                <w:sz w:val="22"/>
-                <w:szCs w:val="22"/>
+                <w:kern w:val="2"/>
                 <w:lang w:eastAsia="pt-BR"/>
+                <w14:ligatures w14:val="standardContextual"/>
               </w:rPr>
               <w:tab/>
             </w:r>
@@ -2873,7 +3417,7 @@
                 <w:noProof/>
                 <w:webHidden/>
               </w:rPr>
-              <w:instrText xml:space="preserve"> PAGEREF _Toc452479040 \h </w:instrText>
+              <w:instrText xml:space="preserve"> PAGEREF _Toc229470985 \h </w:instrText>
             </w:r>
             <w:r>
               <w:rPr>
@@ -2893,7 +3437,7 @@
                 <w:noProof/>
                 <w:webHidden/>
               </w:rPr>
-              <w:t>11</w:t>
+              <w:t>13</w:t>
             </w:r>
             <w:r>
               <w:rPr>
@@ -2914,12 +3458,12 @@
             <w:rPr>
               <w:rFonts w:asciiTheme="minorHAnsi" w:eastAsiaTheme="minorEastAsia" w:hAnsiTheme="minorHAnsi" w:cstheme="minorBidi"/>
               <w:noProof/>
-              <w:sz w:val="22"/>
-              <w:szCs w:val="22"/>
+              <w:kern w:val="2"/>
               <w:lang w:eastAsia="pt-BR"/>
+              <w14:ligatures w14:val="standardContextual"/>
             </w:rPr>
           </w:pPr>
-          <w:hyperlink w:anchor="_Toc452479041" w:history="1">
+          <w:hyperlink w:anchor="_Toc229470986" w:history="1">
             <w:r>
               <w:rPr>
                 <w:rStyle w:val="Hyperlink"/>
@@ -2932,9 +3476,9 @@
               <w:rPr>
                 <w:rFonts w:asciiTheme="minorHAnsi" w:eastAsiaTheme="minorEastAsia" w:hAnsiTheme="minorHAnsi" w:cstheme="minorBidi"/>
                 <w:noProof/>
-                <w:sz w:val="22"/>
-                <w:szCs w:val="22"/>
+                <w:kern w:val="2"/>
                 <w:lang w:eastAsia="pt-BR"/>
+                <w14:ligatures w14:val="standardContextual"/>
               </w:rPr>
               <w:tab/>
             </w:r>
@@ -2965,7 +3509,7 @@
                 <w:noProof/>
                 <w:webHidden/>
               </w:rPr>
-              <w:instrText xml:space="preserve"> PAGEREF _Toc452479041 \h </w:instrText>
+              <w:instrText xml:space="preserve"> PAGEREF _Toc229470986 \h </w:instrText>
             </w:r>
             <w:r>
               <w:rPr>
@@ -2985,7 +3529,7 @@
                 <w:noProof/>
                 <w:webHidden/>
               </w:rPr>
-              <w:t>11</w:t>
+              <w:t>14</w:t>
             </w:r>
             <w:r>
               <w:rPr>
@@ -3000,37 +3544,18 @@
           <w:pPr>
             <w:pStyle w:val="Sumrio2"/>
             <w:tabs>
-              <w:tab w:val="left" w:pos="880"/>
+              <w:tab w:val="left" w:pos="960"/>
               <w:tab w:val="right" w:leader="dot" w:pos="9061"/>
             </w:tabs>
             <w:rPr>
               <w:rFonts w:asciiTheme="minorHAnsi" w:eastAsiaTheme="minorEastAsia" w:hAnsiTheme="minorHAnsi" w:cstheme="minorBidi"/>
               <w:noProof/>
-              <w:sz w:val="22"/>
-              <w:szCs w:val="22"/>
+              <w:kern w:val="2"/>
               <w:lang w:eastAsia="pt-BR"/>
+              <w14:ligatures w14:val="standardContextual"/>
             </w:rPr>
           </w:pPr>
-          <w:hyperlink w:anchor="_Toc452479042" w:history="1">
-            <w:r>
-              <w:rPr>
-                <w:rStyle w:val="Hyperlink"/>
-                <w:rFonts w:ascii="Arial" w:eastAsia="Times New Roman" w:hAnsi="Arial"/>
-                <w:noProof/>
-                <w:lang w:val="en-US"/>
-              </w:rPr>
-              <w:t>8.1</w:t>
-            </w:r>
-            <w:r>
-              <w:rPr>
-                <w:rFonts w:asciiTheme="minorHAnsi" w:eastAsiaTheme="minorEastAsia" w:hAnsiTheme="minorHAnsi" w:cstheme="minorBidi"/>
-                <w:noProof/>
-                <w:sz w:val="22"/>
-                <w:szCs w:val="22"/>
-                <w:lang w:eastAsia="pt-BR"/>
-              </w:rPr>
-              <w:tab/>
-            </w:r>
+          <w:hyperlink w:anchor="_Toc229470987" w:history="1">
             <w:r>
               <w:rPr>
                 <w:rStyle w:val="Hyperlink"/>
@@ -3038,6 +3563,25 @@
                 <w:noProof/>
                 <w:lang w:val="en-US"/>
               </w:rPr>
+              <w:t>8.1</w:t>
+            </w:r>
+            <w:r>
+              <w:rPr>
+                <w:rFonts w:asciiTheme="minorHAnsi" w:eastAsiaTheme="minorEastAsia" w:hAnsiTheme="minorHAnsi" w:cstheme="minorBidi"/>
+                <w:noProof/>
+                <w:kern w:val="2"/>
+                <w:lang w:eastAsia="pt-BR"/>
+                <w14:ligatures w14:val="standardContextual"/>
+              </w:rPr>
+              <w:tab/>
+            </w:r>
+            <w:r>
+              <w:rPr>
+                <w:rStyle w:val="Hyperlink"/>
+                <w:rFonts w:ascii="Arial" w:eastAsia="Times New Roman" w:hAnsi="Arial" w:cs="Arial"/>
+                <w:noProof/>
+                <w:lang w:val="en-US"/>
+              </w:rPr>
               <w:t>Volume</w:t>
             </w:r>
             <w:r>
@@ -3059,7 +3603,7 @@
                 <w:noProof/>
                 <w:webHidden/>
               </w:rPr>
-              <w:instrText xml:space="preserve"> PAGEREF _Toc452479042 \h </w:instrText>
+              <w:instrText xml:space="preserve"> PAGEREF _Toc229470987 \h </w:instrText>
             </w:r>
             <w:r>
               <w:rPr>
@@ -3079,7 +3623,7 @@
                 <w:noProof/>
                 <w:webHidden/>
               </w:rPr>
-              <w:t>11</w:t>
+              <w:t>14</w:t>
             </w:r>
             <w:r>
               <w:rPr>
@@ -3094,42 +3638,42 @@
           <w:pPr>
             <w:pStyle w:val="Sumrio2"/>
             <w:tabs>
-              <w:tab w:val="left" w:pos="880"/>
+              <w:tab w:val="left" w:pos="960"/>
               <w:tab w:val="right" w:leader="dot" w:pos="9061"/>
             </w:tabs>
             <w:rPr>
               <w:rFonts w:asciiTheme="minorHAnsi" w:eastAsiaTheme="minorEastAsia" w:hAnsiTheme="minorHAnsi" w:cstheme="minorBidi"/>
               <w:noProof/>
-              <w:sz w:val="22"/>
-              <w:szCs w:val="22"/>
+              <w:kern w:val="2"/>
               <w:lang w:eastAsia="pt-BR"/>
+              <w14:ligatures w14:val="standardContextual"/>
             </w:rPr>
           </w:pPr>
-          <w:hyperlink w:anchor="_Toc452479043" w:history="1">
-            <w:r>
-              <w:rPr>
-                <w:rStyle w:val="Hyperlink"/>
-                <w:rFonts w:ascii="Arial" w:eastAsia="Times New Roman" w:hAnsi="Arial"/>
-                <w:noProof/>
-              </w:rPr>
-              <w:t>8.2</w:t>
-            </w:r>
-            <w:r>
-              <w:rPr>
-                <w:rFonts w:asciiTheme="minorHAnsi" w:eastAsiaTheme="minorEastAsia" w:hAnsiTheme="minorHAnsi" w:cstheme="minorBidi"/>
-                <w:noProof/>
-                <w:sz w:val="22"/>
-                <w:szCs w:val="22"/>
-                <w:lang w:eastAsia="pt-BR"/>
-              </w:rPr>
-              <w:tab/>
-            </w:r>
+          <w:hyperlink w:anchor="_Toc229470988" w:history="1">
             <w:r>
               <w:rPr>
                 <w:rStyle w:val="Hyperlink"/>
                 <w:rFonts w:ascii="Arial" w:eastAsia="Times New Roman" w:hAnsi="Arial" w:cs="Arial"/>
                 <w:noProof/>
               </w:rPr>
+              <w:t>8.2</w:t>
+            </w:r>
+            <w:r>
+              <w:rPr>
+                <w:rFonts w:asciiTheme="minorHAnsi" w:eastAsiaTheme="minorEastAsia" w:hAnsiTheme="minorHAnsi" w:cstheme="minorBidi"/>
+                <w:noProof/>
+                <w:kern w:val="2"/>
+                <w:lang w:eastAsia="pt-BR"/>
+                <w14:ligatures w14:val="standardContextual"/>
+              </w:rPr>
+              <w:tab/>
+            </w:r>
+            <w:r>
+              <w:rPr>
+                <w:rStyle w:val="Hyperlink"/>
+                <w:rFonts w:ascii="Arial" w:eastAsia="Times New Roman" w:hAnsi="Arial" w:cs="Arial"/>
+                <w:noProof/>
+              </w:rPr>
               <w:t>Performance</w:t>
             </w:r>
             <w:r>
@@ -3151,7 +3695,7 @@
                 <w:noProof/>
                 <w:webHidden/>
               </w:rPr>
-              <w:instrText xml:space="preserve"> PAGEREF _Toc452479043 \h </w:instrText>
+              <w:instrText xml:space="preserve"> PAGEREF _Toc229470988 \h </w:instrText>
             </w:r>
             <w:r>
               <w:rPr>
@@ -3171,7 +3715,7 @@
                 <w:noProof/>
                 <w:webHidden/>
               </w:rPr>
-              <w:t>11</w:t>
+              <w:t>14</w:t>
             </w:r>
             <w:r>
               <w:rPr>
@@ -3192,12 +3736,12 @@
             <w:rPr>
               <w:rFonts w:asciiTheme="minorHAnsi" w:eastAsiaTheme="minorEastAsia" w:hAnsiTheme="minorHAnsi" w:cstheme="minorBidi"/>
               <w:noProof/>
-              <w:sz w:val="22"/>
-              <w:szCs w:val="22"/>
+              <w:kern w:val="2"/>
               <w:lang w:eastAsia="pt-BR"/>
+              <w14:ligatures w14:val="standardContextual"/>
             </w:rPr>
           </w:pPr>
-          <w:hyperlink w:anchor="_Toc452479044" w:history="1">
+          <w:hyperlink w:anchor="_Toc229470989" w:history="1">
             <w:r>
               <w:rPr>
                 <w:rStyle w:val="Hyperlink"/>
@@ -3210,9 +3754,9 @@
               <w:rPr>
                 <w:rFonts w:asciiTheme="minorHAnsi" w:eastAsiaTheme="minorEastAsia" w:hAnsiTheme="minorHAnsi" w:cstheme="minorBidi"/>
                 <w:noProof/>
-                <w:sz w:val="22"/>
-                <w:szCs w:val="22"/>
+                <w:kern w:val="2"/>
                 <w:lang w:eastAsia="pt-BR"/>
+                <w14:ligatures w14:val="standardContextual"/>
               </w:rPr>
               <w:tab/>
             </w:r>
@@ -3243,7 +3787,7 @@
                 <w:noProof/>
                 <w:webHidden/>
               </w:rPr>
-              <w:instrText xml:space="preserve"> PAGEREF _Toc452479044 \h </w:instrText>
+              <w:instrText xml:space="preserve"> PAGEREF _Toc229470989 \h </w:instrText>
             </w:r>
             <w:r>
               <w:rPr>
@@ -3263,7 +3807,283 @@
                 <w:noProof/>
                 <w:webHidden/>
               </w:rPr>
-              <w:t>11</w:t>
+              <w:t>14</w:t>
+            </w:r>
+            <w:r>
+              <w:rPr>
+                <w:noProof/>
+                <w:webHidden/>
+              </w:rPr>
+              <w:fldChar w:fldCharType="end"/>
+            </w:r>
+          </w:hyperlink>
+        </w:p>
+        <w:p>
+          <w:pPr>
+            <w:pStyle w:val="Sumrio1"/>
+            <w:tabs>
+              <w:tab w:val="left" w:pos="720"/>
+              <w:tab w:val="right" w:leader="dot" w:pos="9061"/>
+            </w:tabs>
+            <w:rPr>
+              <w:rFonts w:asciiTheme="minorHAnsi" w:eastAsiaTheme="minorEastAsia" w:hAnsiTheme="minorHAnsi" w:cstheme="minorBidi"/>
+              <w:noProof/>
+              <w:kern w:val="2"/>
+              <w:lang w:eastAsia="pt-BR"/>
+              <w14:ligatures w14:val="standardContextual"/>
+            </w:rPr>
+          </w:pPr>
+          <w:hyperlink w:anchor="_Toc229470990" w:history="1">
+            <w:r>
+              <w:rPr>
+                <w:rStyle w:val="Hyperlink"/>
+                <w:rFonts w:ascii="Arial" w:hAnsi="Arial" w:cs="Arial"/>
+                <w:noProof/>
+              </w:rPr>
+              <w:t>10.</w:t>
+            </w:r>
+            <w:r>
+              <w:rPr>
+                <w:rFonts w:asciiTheme="minorHAnsi" w:eastAsiaTheme="minorEastAsia" w:hAnsiTheme="minorHAnsi" w:cstheme="minorBidi"/>
+                <w:noProof/>
+                <w:kern w:val="2"/>
+                <w:lang w:eastAsia="pt-BR"/>
+                <w14:ligatures w14:val="standardContextual"/>
+              </w:rPr>
+              <w:tab/>
+            </w:r>
+            <w:r>
+              <w:rPr>
+                <w:rStyle w:val="Hyperlink"/>
+                <w:rFonts w:ascii="Arial" w:hAnsi="Arial" w:cs="Arial"/>
+                <w:noProof/>
+              </w:rPr>
+              <w:t>PROTÓTIPO</w:t>
+            </w:r>
+            <w:r>
+              <w:rPr>
+                <w:noProof/>
+                <w:webHidden/>
+              </w:rPr>
+              <w:tab/>
+            </w:r>
+            <w:r>
+              <w:rPr>
+                <w:noProof/>
+                <w:webHidden/>
+              </w:rPr>
+              <w:fldChar w:fldCharType="begin"/>
+            </w:r>
+            <w:r>
+              <w:rPr>
+                <w:noProof/>
+                <w:webHidden/>
+              </w:rPr>
+              <w:instrText xml:space="preserve"> PAGEREF _Toc229470990 \h </w:instrText>
+            </w:r>
+            <w:r>
+              <w:rPr>
+                <w:noProof/>
+                <w:webHidden/>
+              </w:rPr>
+            </w:r>
+            <w:r>
+              <w:rPr>
+                <w:noProof/>
+                <w:webHidden/>
+              </w:rPr>
+              <w:fldChar w:fldCharType="separate"/>
+            </w:r>
+            <w:r>
+              <w:rPr>
+                <w:noProof/>
+                <w:webHidden/>
+              </w:rPr>
+              <w:t>15</w:t>
+            </w:r>
+            <w:r>
+              <w:rPr>
+                <w:noProof/>
+                <w:webHidden/>
+              </w:rPr>
+              <w:fldChar w:fldCharType="end"/>
+            </w:r>
+          </w:hyperlink>
+        </w:p>
+        <w:p>
+          <w:pPr>
+            <w:pStyle w:val="Sumrio2"/>
+            <w:tabs>
+              <w:tab w:val="left" w:pos="960"/>
+              <w:tab w:val="right" w:leader="dot" w:pos="9061"/>
+            </w:tabs>
+            <w:rPr>
+              <w:rFonts w:asciiTheme="minorHAnsi" w:eastAsiaTheme="minorEastAsia" w:hAnsiTheme="minorHAnsi" w:cstheme="minorBidi"/>
+              <w:noProof/>
+              <w:kern w:val="2"/>
+              <w:lang w:eastAsia="pt-BR"/>
+              <w14:ligatures w14:val="standardContextual"/>
+            </w:rPr>
+          </w:pPr>
+          <w:hyperlink w:anchor="_Toc229470991" w:history="1">
+            <w:r>
+              <w:rPr>
+                <w:rStyle w:val="Hyperlink"/>
+                <w:rFonts w:ascii="Arial" w:hAnsi="Arial" w:cs="Arial"/>
+                <w:noProof/>
+              </w:rPr>
+              <w:t>10.1</w:t>
+            </w:r>
+            <w:r>
+              <w:rPr>
+                <w:rFonts w:asciiTheme="minorHAnsi" w:eastAsiaTheme="minorEastAsia" w:hAnsiTheme="minorHAnsi" w:cstheme="minorBidi"/>
+                <w:noProof/>
+                <w:kern w:val="2"/>
+                <w:lang w:eastAsia="pt-BR"/>
+                <w14:ligatures w14:val="standardContextual"/>
+              </w:rPr>
+              <w:tab/>
+            </w:r>
+            <w:r>
+              <w:rPr>
+                <w:rStyle w:val="Hyperlink"/>
+                <w:rFonts w:ascii="Arial" w:hAnsi="Arial" w:cs="Arial"/>
+                <w:noProof/>
+              </w:rPr>
+              <w:t>Principais telas do sistema</w:t>
+            </w:r>
+            <w:r>
+              <w:rPr>
+                <w:noProof/>
+                <w:webHidden/>
+              </w:rPr>
+              <w:tab/>
+            </w:r>
+            <w:r>
+              <w:rPr>
+                <w:noProof/>
+                <w:webHidden/>
+              </w:rPr>
+              <w:fldChar w:fldCharType="begin"/>
+            </w:r>
+            <w:r>
+              <w:rPr>
+                <w:noProof/>
+                <w:webHidden/>
+              </w:rPr>
+              <w:instrText xml:space="preserve"> PAGEREF _Toc229470991 \h </w:instrText>
+            </w:r>
+            <w:r>
+              <w:rPr>
+                <w:noProof/>
+                <w:webHidden/>
+              </w:rPr>
+            </w:r>
+            <w:r>
+              <w:rPr>
+                <w:noProof/>
+                <w:webHidden/>
+              </w:rPr>
+              <w:fldChar w:fldCharType="separate"/>
+            </w:r>
+            <w:r>
+              <w:rPr>
+                <w:noProof/>
+                <w:webHidden/>
+              </w:rPr>
+              <w:t>15</w:t>
+            </w:r>
+            <w:r>
+              <w:rPr>
+                <w:noProof/>
+                <w:webHidden/>
+              </w:rPr>
+              <w:fldChar w:fldCharType="end"/>
+            </w:r>
+          </w:hyperlink>
+        </w:p>
+        <w:p>
+          <w:pPr>
+            <w:pStyle w:val="Sumrio2"/>
+            <w:tabs>
+              <w:tab w:val="left" w:pos="960"/>
+              <w:tab w:val="right" w:leader="dot" w:pos="9061"/>
+            </w:tabs>
+            <w:rPr>
+              <w:rFonts w:asciiTheme="minorHAnsi" w:eastAsiaTheme="minorEastAsia" w:hAnsiTheme="minorHAnsi" w:cstheme="minorBidi"/>
+              <w:noProof/>
+              <w:kern w:val="2"/>
+              <w:lang w:eastAsia="pt-BR"/>
+              <w14:ligatures w14:val="standardContextual"/>
+            </w:rPr>
+          </w:pPr>
+          <w:hyperlink w:anchor="_Toc229470992" w:history="1">
+            <w:r>
+              <w:rPr>
+                <w:rStyle w:val="Hyperlink"/>
+                <w:rFonts w:ascii="Arial" w:hAnsi="Arial" w:cs="Arial"/>
+                <w:noProof/>
+              </w:rPr>
+              <w:t>10.2</w:t>
+            </w:r>
+            <w:r>
+              <w:rPr>
+                <w:rFonts w:asciiTheme="minorHAnsi" w:eastAsiaTheme="minorEastAsia" w:hAnsiTheme="minorHAnsi" w:cstheme="minorBidi"/>
+                <w:noProof/>
+                <w:kern w:val="2"/>
+                <w:lang w:eastAsia="pt-BR"/>
+                <w14:ligatures w14:val="standardContextual"/>
+              </w:rPr>
+              <w:tab/>
+            </w:r>
+            <w:r>
+              <w:rPr>
+                <w:rStyle w:val="Hyperlink"/>
+                <w:rFonts w:ascii="Arial" w:hAnsi="Arial" w:cs="Arial"/>
+                <w:noProof/>
+              </w:rPr>
+              <w:t>Fluxo de usuário</w:t>
+            </w:r>
+            <w:r>
+              <w:rPr>
+                <w:noProof/>
+                <w:webHidden/>
+              </w:rPr>
+              <w:tab/>
+            </w:r>
+            <w:r>
+              <w:rPr>
+                <w:noProof/>
+                <w:webHidden/>
+              </w:rPr>
+              <w:fldChar w:fldCharType="begin"/>
+            </w:r>
+            <w:r>
+              <w:rPr>
+                <w:noProof/>
+                <w:webHidden/>
+              </w:rPr>
+              <w:instrText xml:space="preserve"> PAGEREF _Toc229470992 \h </w:instrText>
+            </w:r>
+            <w:r>
+              <w:rPr>
+                <w:noProof/>
+                <w:webHidden/>
+              </w:rPr>
+            </w:r>
+            <w:r>
+              <w:rPr>
+                <w:noProof/>
+                <w:webHidden/>
+              </w:rPr>
+              <w:fldChar w:fldCharType="separate"/>
+            </w:r>
+            <w:r>
+              <w:rPr>
+                <w:noProof/>
+                <w:webHidden/>
+              </w:rPr>
+              <w:t>16</w:t>
             </w:r>
             <w:r>
               <w:rPr>
@@ -3305,7 +4125,7 @@
         <w:br w:type="page"/>
       </w:r>
       <w:bookmarkStart w:id="0" w:name="_Toc417554315"/>
-      <w:bookmarkStart w:id="1" w:name="_Toc452479025"/>
+      <w:bookmarkStart w:id="1" w:name="_Toc229470964"/>
       <w:r>
         <w:rPr>
           <w:rFonts w:ascii="Arial" w:hAnsi="Arial" w:cs="Arial"/>
@@ -3336,7 +4156,7 @@
       <w:bookmarkStart w:id="2" w:name="_Toc362861799"/>
       <w:bookmarkStart w:id="3" w:name="Bookmark"/>
       <w:bookmarkStart w:id="4" w:name="_Toc417554316"/>
-      <w:bookmarkStart w:id="5" w:name="_Toc452479026"/>
+      <w:bookmarkStart w:id="5" w:name="_Toc229470965"/>
       <w:bookmarkEnd w:id="2"/>
       <w:bookmarkEnd w:id="3"/>
       <w:r>
@@ -3538,7 +4358,7 @@
         </w:rPr>
       </w:pPr>
       <w:bookmarkStart w:id="6" w:name="_Toc417554317"/>
-      <w:bookmarkStart w:id="7" w:name="_Toc452479027"/>
+      <w:bookmarkStart w:id="7" w:name="_Toc229470966"/>
       <w:r>
         <w:rPr>
           <w:rFonts w:ascii="Arial" w:hAnsi="Arial" w:cs="Arial"/>
@@ -3620,7 +4440,7 @@
         </w:rPr>
       </w:pPr>
       <w:bookmarkStart w:id="8" w:name="_Toc417554318"/>
-      <w:bookmarkStart w:id="9" w:name="_Toc452479028"/>
+      <w:bookmarkStart w:id="9" w:name="_Toc229470967"/>
       <w:r>
         <w:rPr>
           <w:rFonts w:ascii="Arial" w:hAnsi="Arial" w:cs="Arial"/>
@@ -4046,7 +4866,7 @@
         </w:rPr>
       </w:pPr>
       <w:bookmarkStart w:id="10" w:name="_Toc417554319"/>
-      <w:bookmarkStart w:id="11" w:name="_Toc452479029"/>
+      <w:bookmarkStart w:id="11" w:name="_Toc229470968"/>
       <w:r>
         <w:rPr>
           <w:rFonts w:ascii="Arial" w:hAnsi="Arial" w:cs="Arial"/>
@@ -4267,7 +5087,7 @@
         </w:rPr>
       </w:pPr>
       <w:bookmarkStart w:id="14" w:name="_Toc417554320"/>
-      <w:bookmarkStart w:id="15" w:name="_Toc452479030"/>
+      <w:bookmarkStart w:id="15" w:name="_Toc229470969"/>
       <w:r>
         <w:rPr>
           <w:rFonts w:ascii="Arial" w:hAnsi="Arial" w:cs="Arial"/>
@@ -5251,7 +6071,7 @@
         </w:rPr>
       </w:pPr>
       <w:bookmarkStart w:id="16" w:name="_Toc417554321"/>
-      <w:bookmarkStart w:id="17" w:name="_Toc452479031"/>
+      <w:bookmarkStart w:id="17" w:name="_Toc229470970"/>
       <w:r>
         <w:rPr>
           <w:rFonts w:ascii="Arial" w:hAnsi="Arial" w:cs="Arial"/>
@@ -5951,7 +6771,7 @@
       </w:pPr>
       <w:bookmarkStart w:id="21" w:name="_Toc362861804"/>
       <w:bookmarkStart w:id="22" w:name="_Toc417554322"/>
-      <w:bookmarkStart w:id="23" w:name="_Toc452479032"/>
+      <w:bookmarkStart w:id="23" w:name="_Toc229470971"/>
       <w:bookmarkEnd w:id="20"/>
       <w:bookmarkEnd w:id="21"/>
       <w:r>
@@ -6088,7 +6908,6 @@
         <w:spacing w:before="40" w:after="40" w:line="240" w:lineRule="auto"/>
         <w:contextualSpacing w:val="0"/>
       </w:pPr>
-      <w:bookmarkStart w:id="25" w:name="_Toc452479033"/>
       <w:r>
         <w:t>UC01 – Cadastro e Autenticação de Usuários</w:t>
       </w:r>
@@ -6158,6 +6977,7 @@
           <w:szCs w:val="20"/>
         </w:rPr>
       </w:pPr>
+      <w:bookmarkStart w:id="25" w:name="_Toc229470972"/>
       <w:r>
         <w:rPr>
           <w:rFonts w:ascii="Arial" w:eastAsia="Times New Roman" w:hAnsi="Arial" w:cs="Arial"/>
@@ -6287,7 +7107,7 @@
         </w:rPr>
       </w:pPr>
       <w:bookmarkStart w:id="29" w:name="_Toc417554324"/>
-      <w:bookmarkStart w:id="30" w:name="_Toc452479034"/>
+      <w:bookmarkStart w:id="30" w:name="_Toc229470973"/>
       <w:r>
         <w:rPr>
           <w:rFonts w:ascii="Arial" w:hAnsi="Arial" w:cs="Arial"/>
@@ -6360,7 +7180,7 @@
           <w:szCs w:val="20"/>
         </w:rPr>
       </w:pPr>
-      <w:bookmarkStart w:id="31" w:name="_Toc452479035"/>
+      <w:bookmarkStart w:id="31" w:name="_Toc229470974"/>
       <w:r>
         <w:rPr>
           <w:rFonts w:ascii="Arial" w:hAnsi="Arial" w:cs="Arial"/>
@@ -6567,7 +7387,7 @@
       </w:pPr>
       <w:bookmarkStart w:id="32" w:name="_Toc362861810"/>
       <w:bookmarkStart w:id="33" w:name="_Toc417554326"/>
-      <w:bookmarkStart w:id="34" w:name="_Toc452479036"/>
+      <w:bookmarkStart w:id="34" w:name="_Toc229470975"/>
       <w:bookmarkEnd w:id="32"/>
       <w:r>
         <w:rPr>
@@ -6600,7 +7420,7 @@
           <w:szCs w:val="20"/>
         </w:rPr>
       </w:pPr>
-      <w:bookmarkStart w:id="36" w:name="_Toc452479037"/>
+      <w:bookmarkStart w:id="36" w:name="_Toc229470976"/>
       <w:r>
         <w:rPr>
           <w:rFonts w:ascii="Arial" w:eastAsia="Times New Roman" w:hAnsi="Arial" w:cs="Arial"/>
@@ -6619,7 +7439,7 @@
           <w:szCs w:val="20"/>
         </w:rPr>
       </w:pPr>
-      <w:bookmarkStart w:id="37" w:name="_Toc452479038"/>
+      <w:bookmarkStart w:id="37" w:name="_Toc229470977"/>
       <w:r>
         <w:rPr>
           <w:sz w:val="20"/>
@@ -6763,7 +7583,7 @@
           <w:szCs w:val="20"/>
         </w:rPr>
       </w:pPr>
-      <w:bookmarkStart w:id="38" w:name="_Toc452479039"/>
+      <w:bookmarkStart w:id="38" w:name="_Toc229470978"/>
       <w:r>
         <w:rPr>
           <w:sz w:val="20"/>
@@ -6859,6 +7679,7 @@
           <w:szCs w:val="20"/>
         </w:rPr>
       </w:pPr>
+      <w:bookmarkStart w:id="39" w:name="_Toc229470979"/>
       <w:r>
         <w:rPr>
           <w:rFonts w:ascii="Arial" w:hAnsi="Arial" w:cs="Arial"/>
@@ -6884,6 +7705,7 @@
         </w:rPr>
         <w:t>Cadastro de serviços pelo freelancer</w:t>
       </w:r>
+      <w:bookmarkEnd w:id="39"/>
     </w:p>
     <w:p>
       <w:pPr>
@@ -6895,6 +7717,7 @@
           <w:szCs w:val="20"/>
         </w:rPr>
       </w:pPr>
+      <w:bookmarkStart w:id="40" w:name="_Toc229470980"/>
       <w:r>
         <w:rPr>
           <w:i w:val="0"/>
@@ -6904,6 +7727,7 @@
         </w:rPr>
         <w:t>Diagrama de classes</w:t>
       </w:r>
+      <w:bookmarkEnd w:id="40"/>
     </w:p>
     <w:p>
       <w:pPr>
@@ -7027,6 +7851,7 @@
           <w:szCs w:val="20"/>
         </w:rPr>
       </w:pPr>
+      <w:bookmarkStart w:id="41" w:name="_Toc229470981"/>
       <w:r>
         <w:rPr>
           <w:i w:val="0"/>
@@ -7035,7 +7860,17 @@
           <w:szCs w:val="20"/>
         </w:rPr>
         <w:lastRenderedPageBreak/>
-        <w:t xml:space="preserve">Diagrama de Sequência </w:t>
+        <w:t>Diagrama de Sequência</w:t>
+      </w:r>
+      <w:bookmarkEnd w:id="41"/>
+      <w:r>
+        <w:rPr>
+          <w:i w:val="0"/>
+          <w:iCs w:val="0"/>
+          <w:sz w:val="20"/>
+          <w:szCs w:val="20"/>
+        </w:rPr>
+        <w:t xml:space="preserve"> </w:t>
       </w:r>
     </w:p>
     <w:p>
@@ -7169,6 +8004,7 @@
           <w:szCs w:val="20"/>
         </w:rPr>
       </w:pPr>
+      <w:bookmarkStart w:id="42" w:name="_Toc229470982"/>
       <w:r>
         <w:rPr>
           <w:rFonts w:ascii="Arial" w:hAnsi="Arial" w:cs="Arial"/>
@@ -7202,6 +8038,7 @@
         </w:rPr>
         <w:t>– Cadastro e autenticação do Usuário</w:t>
       </w:r>
+      <w:bookmarkEnd w:id="42"/>
     </w:p>
     <w:p>
       <w:pPr>
@@ -7213,6 +8050,7 @@
           <w:szCs w:val="20"/>
         </w:rPr>
       </w:pPr>
+      <w:bookmarkStart w:id="43" w:name="_Toc229470983"/>
       <w:r>
         <w:rPr>
           <w:i w:val="0"/>
@@ -7222,6 +8060,7 @@
         </w:rPr>
         <w:t>Diagrama de classes</w:t>
       </w:r>
+      <w:bookmarkEnd w:id="43"/>
     </w:p>
     <w:p>
       <w:pPr>
@@ -7348,6 +8187,7 @@
           <w:szCs w:val="20"/>
         </w:rPr>
       </w:pPr>
+      <w:bookmarkStart w:id="44" w:name="_Toc229470984"/>
       <w:r>
         <w:rPr>
           <w:sz w:val="20"/>
@@ -7356,6 +8196,7 @@
         <w:lastRenderedPageBreak/>
         <w:t>Diagrama de Sequência</w:t>
       </w:r>
+      <w:bookmarkEnd w:id="44"/>
     </w:p>
     <w:p>
       <w:pPr>
@@ -7508,8 +8349,8 @@
           <w:szCs w:val="24"/>
         </w:rPr>
       </w:pPr>
-      <w:bookmarkStart w:id="39" w:name="_Toc417554327"/>
-      <w:bookmarkStart w:id="40" w:name="_Toc452479040"/>
+      <w:bookmarkStart w:id="45" w:name="_Toc417554327"/>
+      <w:bookmarkStart w:id="46" w:name="_Toc229470985"/>
       <w:r>
         <w:rPr>
           <w:rFonts w:ascii="Arial" w:hAnsi="Arial" w:cs="Arial"/>
@@ -7518,8 +8359,8 @@
         </w:rPr>
         <w:t>VISÃO DE IMPL</w:t>
       </w:r>
-      <w:bookmarkStart w:id="41" w:name="Bookmark12"/>
-      <w:bookmarkEnd w:id="41"/>
+      <w:bookmarkStart w:id="47" w:name="Bookmark12"/>
+      <w:bookmarkEnd w:id="47"/>
       <w:r>
         <w:rPr>
           <w:rFonts w:ascii="Arial" w:hAnsi="Arial" w:cs="Arial"/>
@@ -7528,8 +8369,8 @@
         </w:rPr>
         <w:t>ANTAÇÃO</w:t>
       </w:r>
-      <w:bookmarkEnd w:id="39"/>
-      <w:bookmarkEnd w:id="40"/>
+      <w:bookmarkEnd w:id="45"/>
+      <w:bookmarkEnd w:id="46"/>
     </w:p>
     <w:p>
       <w:pPr>
@@ -7540,8 +8381,8 @@
           <w:szCs w:val="20"/>
         </w:rPr>
       </w:pPr>
-      <w:bookmarkStart w:id="42" w:name="_Toc362861812"/>
-      <w:bookmarkEnd w:id="42"/>
+      <w:bookmarkStart w:id="48" w:name="_Toc362861812"/>
+      <w:bookmarkEnd w:id="48"/>
       <w:r>
         <w:rPr>
           <w:rFonts w:cs="Arial"/>
@@ -7917,8 +8758,8 @@
           <w:szCs w:val="24"/>
         </w:rPr>
       </w:pPr>
-      <w:bookmarkStart w:id="43" w:name="_Toc417554328"/>
-      <w:bookmarkStart w:id="44" w:name="_Toc452479041"/>
+      <w:bookmarkStart w:id="49" w:name="_Toc417554328"/>
+      <w:bookmarkStart w:id="50" w:name="_Toc229470986"/>
       <w:r>
         <w:rPr>
           <w:rFonts w:ascii="Arial" w:hAnsi="Arial" w:cs="Arial"/>
@@ -7927,8 +8768,8 @@
         </w:rPr>
         <w:t>DIMENSIONAMENTO E PERFORMANCE</w:t>
       </w:r>
-      <w:bookmarkEnd w:id="43"/>
-      <w:bookmarkEnd w:id="44"/>
+      <w:bookmarkEnd w:id="49"/>
+      <w:bookmarkEnd w:id="50"/>
     </w:p>
     <w:p>
       <w:pPr>
@@ -7947,7 +8788,7 @@
           <w:lang w:val="en-US"/>
         </w:rPr>
       </w:pPr>
-      <w:bookmarkStart w:id="45" w:name="_Toc452479042"/>
+      <w:bookmarkStart w:id="51" w:name="_Toc229470987"/>
       <w:r>
         <w:rPr>
           <w:rFonts w:ascii="Arial" w:eastAsia="Times New Roman" w:hAnsi="Arial" w:cs="Arial"/>
@@ -7957,7 +8798,7 @@
         </w:rPr>
         <w:t>Volume</w:t>
       </w:r>
-      <w:bookmarkEnd w:id="45"/>
+      <w:bookmarkEnd w:id="51"/>
     </w:p>
     <w:p>
       <w:pPr>
@@ -8166,7 +9007,7 @@
           <w:szCs w:val="20"/>
         </w:rPr>
       </w:pPr>
-      <w:bookmarkStart w:id="46" w:name="_Toc452479043"/>
+      <w:bookmarkStart w:id="52" w:name="_Toc229470988"/>
       <w:r>
         <w:rPr>
           <w:rFonts w:ascii="Arial" w:eastAsia="Times New Roman" w:hAnsi="Arial" w:cs="Arial"/>
@@ -8175,7 +9016,7 @@
         </w:rPr>
         <w:t>Performance</w:t>
       </w:r>
-      <w:bookmarkEnd w:id="46"/>
+      <w:bookmarkEnd w:id="52"/>
     </w:p>
     <w:p>
       <w:pPr>
@@ -8348,8 +9189,8 @@
           <w:szCs w:val="24"/>
         </w:rPr>
       </w:pPr>
-      <w:bookmarkStart w:id="47" w:name="_Toc417554329"/>
-      <w:bookmarkStart w:id="48" w:name="_Toc452479044"/>
+      <w:bookmarkStart w:id="53" w:name="_Toc417554329"/>
+      <w:bookmarkStart w:id="54" w:name="_Toc229470989"/>
       <w:r>
         <w:rPr>
           <w:rFonts w:ascii="Arial" w:hAnsi="Arial" w:cs="Arial"/>
@@ -8358,8 +9199,7 @@
         </w:rPr>
         <w:t>QUALIDAD</w:t>
       </w:r>
-      <w:bookmarkEnd w:id="47"/>
-      <w:bookmarkEnd w:id="48"/>
+      <w:bookmarkEnd w:id="53"/>
       <w:r>
         <w:rPr>
           <w:rFonts w:ascii="Arial" w:hAnsi="Arial" w:cs="Arial"/>
@@ -8368,6 +9208,7 @@
         </w:rPr>
         <w:t>E</w:t>
       </w:r>
+      <w:bookmarkEnd w:id="54"/>
     </w:p>
     <w:p>
       <w:pPr>
@@ -9103,6 +9944,7 @@
           <w:szCs w:val="24"/>
         </w:rPr>
       </w:pPr>
+      <w:bookmarkStart w:id="55" w:name="_Toc229470990"/>
       <w:r>
         <w:rPr>
           <w:rFonts w:ascii="Arial" w:hAnsi="Arial" w:cs="Arial"/>
@@ -9111,6 +9953,7 @@
         </w:rPr>
         <w:t>PROTÓTIPO</w:t>
       </w:r>
+      <w:bookmarkEnd w:id="55"/>
     </w:p>
     <w:p>
       <w:pPr>
@@ -9124,6 +9967,7 @@
       <w:r>
         <w:t xml:space="preserve">  </w:t>
       </w:r>
+      <w:bookmarkStart w:id="56" w:name="_Toc229470991"/>
       <w:r>
         <w:rPr>
           <w:rFonts w:ascii="Arial" w:hAnsi="Arial" w:cs="Arial"/>
@@ -9132,6 +9976,7 @@
         </w:rPr>
         <w:t>Principais telas do sistema</w:t>
       </w:r>
+      <w:bookmarkEnd w:id="56"/>
     </w:p>
     <w:tbl>
       <w:tblPr>
@@ -9758,6 +10603,7 @@
           <w:szCs w:val="20"/>
         </w:rPr>
       </w:pPr>
+      <w:bookmarkStart w:id="57" w:name="_Toc229470992"/>
       <w:r>
         <w:rPr>
           <w:rFonts w:ascii="Arial" w:hAnsi="Arial" w:cs="Arial"/>
@@ -9766,6 +10612,7 @@
         </w:rPr>
         <w:t>Fluxo de usuário</w:t>
       </w:r>
+      <w:bookmarkEnd w:id="57"/>
     </w:p>
     <w:p>
       <w:pPr>
@@ -12196,6 +13043,7 @@
   <w:style w:type="character" w:default="1" w:styleId="Fontepargpadro">
     <w:name w:val="Default Paragraph Font"/>
     <w:uiPriority w:val="1"/>
+    <w:semiHidden/>
     <w:unhideWhenUsed/>
   </w:style>
   <w:style w:type="table" w:default="1" w:styleId="Tabelanormal">

--- a/Documento de Arquitetura.docx
+++ b/Documento de Arquitetura.docx
@@ -6907,8 +6907,18 @@
         </w:numPr>
         <w:spacing w:before="40" w:after="40" w:line="240" w:lineRule="auto"/>
         <w:contextualSpacing w:val="0"/>
-      </w:pPr>
-      <w:r>
+        <w:rPr>
+          <w:rFonts w:ascii="Arial" w:hAnsi="Arial" w:cs="Arial"/>
+          <w:sz w:val="20"/>
+          <w:szCs w:val="20"/>
+        </w:rPr>
+      </w:pPr>
+      <w:r>
+        <w:rPr>
+          <w:rFonts w:ascii="Arial" w:hAnsi="Arial" w:cs="Arial"/>
+          <w:sz w:val="20"/>
+          <w:szCs w:val="20"/>
+        </w:rPr>
         <w:t>UC01 – Cadastro e Autenticação de Usuários</w:t>
       </w:r>
     </w:p>
@@ -6921,8 +6931,18 @@
         </w:numPr>
         <w:spacing w:before="40" w:after="40" w:line="240" w:lineRule="auto"/>
         <w:contextualSpacing w:val="0"/>
-      </w:pPr>
-      <w:r>
+        <w:rPr>
+          <w:rFonts w:ascii="Arial" w:hAnsi="Arial" w:cs="Arial"/>
+          <w:sz w:val="20"/>
+          <w:szCs w:val="20"/>
+        </w:rPr>
+      </w:pPr>
+      <w:r>
+        <w:rPr>
+          <w:rFonts w:ascii="Arial" w:hAnsi="Arial" w:cs="Arial"/>
+          <w:sz w:val="20"/>
+          <w:szCs w:val="20"/>
+        </w:rPr>
         <w:t>UC02 – Cadastro de Serviços pelo Freelancer</w:t>
       </w:r>
     </w:p>
@@ -6935,8 +6955,18 @@
         </w:numPr>
         <w:spacing w:before="40" w:after="40" w:line="240" w:lineRule="auto"/>
         <w:contextualSpacing w:val="0"/>
-      </w:pPr>
-      <w:r>
+        <w:rPr>
+          <w:rFonts w:ascii="Arial" w:hAnsi="Arial" w:cs="Arial"/>
+          <w:sz w:val="20"/>
+          <w:szCs w:val="20"/>
+        </w:rPr>
+      </w:pPr>
+      <w:r>
+        <w:rPr>
+          <w:rFonts w:ascii="Arial" w:hAnsi="Arial" w:cs="Arial"/>
+          <w:sz w:val="20"/>
+          <w:szCs w:val="20"/>
+        </w:rPr>
         <w:t>UC03 – Busca e Contratação de Serviços</w:t>
       </w:r>
     </w:p>
@@ -6949,8 +6979,18 @@
         </w:numPr>
         <w:spacing w:before="40" w:after="40" w:line="240" w:lineRule="auto"/>
         <w:contextualSpacing w:val="0"/>
-      </w:pPr>
-      <w:r>
+        <w:rPr>
+          <w:rFonts w:ascii="Arial" w:hAnsi="Arial" w:cs="Arial"/>
+          <w:sz w:val="20"/>
+          <w:szCs w:val="20"/>
+        </w:rPr>
+      </w:pPr>
+      <w:r>
+        <w:rPr>
+          <w:rFonts w:ascii="Arial" w:hAnsi="Arial" w:cs="Arial"/>
+          <w:sz w:val="20"/>
+          <w:szCs w:val="20"/>
+        </w:rPr>
         <w:t>UC04 – Avaliação de Serviços</w:t>
       </w:r>
     </w:p>
@@ -6963,9 +7003,67 @@
         </w:numPr>
         <w:spacing w:before="40" w:after="40" w:line="240" w:lineRule="auto"/>
         <w:contextualSpacing w:val="0"/>
-      </w:pPr>
-      <w:r>
+        <w:rPr>
+          <w:rFonts w:ascii="Arial" w:hAnsi="Arial" w:cs="Arial"/>
+          <w:sz w:val="20"/>
+          <w:szCs w:val="20"/>
+        </w:rPr>
+      </w:pPr>
+      <w:r>
+        <w:rPr>
+          <w:rFonts w:ascii="Arial" w:hAnsi="Arial" w:cs="Arial"/>
+          <w:sz w:val="20"/>
+          <w:szCs w:val="20"/>
+        </w:rPr>
         <w:t>UC05 – Painel Administrativo</w:t>
+      </w:r>
+    </w:p>
+    <w:p>
+      <w:pPr>
+        <w:pStyle w:val="PargrafodaLista"/>
+        <w:numPr>
+          <w:ilvl w:val="0"/>
+          <w:numId w:val="18"/>
+        </w:numPr>
+        <w:spacing w:before="40" w:after="40" w:line="240" w:lineRule="auto"/>
+        <w:contextualSpacing w:val="0"/>
+        <w:rPr>
+          <w:rFonts w:ascii="Arial" w:hAnsi="Arial" w:cs="Arial"/>
+          <w:sz w:val="20"/>
+          <w:szCs w:val="20"/>
+        </w:rPr>
+      </w:pPr>
+      <w:r>
+        <w:rPr>
+          <w:rFonts w:ascii="Arial" w:hAnsi="Arial" w:cs="Arial"/>
+          <w:sz w:val="20"/>
+          <w:szCs w:val="20"/>
+        </w:rPr>
+        <w:t>UC06</w:t>
+      </w:r>
+      <w:r>
+        <w:rPr>
+          <w:rFonts w:ascii="Arial" w:hAnsi="Arial" w:cs="Arial"/>
+          <w:sz w:val="20"/>
+          <w:szCs w:val="20"/>
+        </w:rPr>
+        <w:t xml:space="preserve"> –</w:t>
+      </w:r>
+      <w:r>
+        <w:rPr>
+          <w:rFonts w:ascii="Arial" w:hAnsi="Arial" w:cs="Arial"/>
+          <w:sz w:val="20"/>
+          <w:szCs w:val="20"/>
+        </w:rPr>
+        <w:t xml:space="preserve"> </w:t>
+      </w:r>
+      <w:r>
+        <w:rPr>
+          <w:rFonts w:ascii="Arial" w:hAnsi="Arial" w:cs="Arial"/>
+          <w:sz w:val="20"/>
+          <w:szCs w:val="20"/>
+        </w:rPr>
+        <w:t>Conclusão de Serviço</w:t>
       </w:r>
     </w:p>
     <w:p>
@@ -13043,7 +13141,6 @@
   <w:style w:type="character" w:default="1" w:styleId="Fontepargpadro">
     <w:name w:val="Default Paragraph Font"/>
     <w:uiPriority w:val="1"/>
-    <w:semiHidden/>
     <w:unhideWhenUsed/>
   </w:style>
   <w:style w:type="table" w:default="1" w:styleId="Tabelanormal">
